--- a/plan game.docx
+++ b/plan game.docx
@@ -267,7 +267,6 @@
           <w:i/>
         </w:rPr>
       </w:pPr>
-      <w:bookmarkStart w:id="0" w:name="_GoBack"/>
       <w:r>
         <w:rPr>
           <w:rFonts w:ascii="Arial" w:hAnsi="Arial" w:cs="Arial"/>
@@ -288,7 +287,6 @@
         <w:rPr>
           <w:rFonts w:ascii="Arial" w:hAnsi="Arial" w:cs="Arial"/>
           <w:i/>
-          <w:lang w:val="en-US"/>
         </w:rPr>
       </w:pPr>
       <w:r>
@@ -302,10 +300,25 @@
         <w:rPr>
           <w:rFonts w:ascii="Arial" w:hAnsi="Arial" w:cs="Arial"/>
           <w:i/>
-          <w:lang w:val="en-US"/>
         </w:rPr>
         <w:t>.</w:t>
       </w:r>
+      <w:r>
+        <w:rPr>
+          <w:rFonts w:ascii="Arial" w:hAnsi="Arial" w:cs="Arial"/>
+          <w:i/>
+        </w:rPr>
+        <w:t xml:space="preserve"> (</w:t>
+      </w:r>
+      <w:r>
+        <w:rPr>
+          <w:rFonts w:ascii="Arial" w:hAnsi="Arial" w:cs="Arial"/>
+          <w:i/>
+        </w:rPr>
+        <w:t>Разделение на пиксельные столбцы и их стекание вниз)</w:t>
+      </w:r>
+      <w:bookmarkStart w:id="0" w:name="_GoBack"/>
+      <w:bookmarkEnd w:id="0"/>
     </w:p>
     <w:p>
       <w:pPr>
@@ -1439,7 +1452,6 @@
           <w:szCs w:val="26"/>
           <w:lang w:eastAsia="ru-RU"/>
         </w:rPr>
-        <w:lastRenderedPageBreak/>
         <w:t>Действия букв</w:t>
       </w:r>
     </w:p>
@@ -1926,18 +1938,7 @@
           <w:szCs w:val="26"/>
           <w:lang w:eastAsia="ru-RU"/>
         </w:rPr>
-        <w:t>К</w:t>
-      </w:r>
-      <w:r>
-        <w:rPr>
-          <w:rFonts w:ascii="Arial" w:eastAsia="Times New Roman" w:hAnsi="Arial" w:cs="Arial"/>
-          <w:i/>
-          <w:color w:val="202122"/>
-          <w:sz w:val="26"/>
-          <w:szCs w:val="26"/>
-          <w:lang w:eastAsia="ru-RU"/>
-        </w:rPr>
-        <w:t> (</w:t>
+        <w:t>К (</w:t>
       </w:r>
       <w:r>
         <w:rPr>
@@ -2101,18 +2102,7 @@
           <w:szCs w:val="26"/>
           <w:lang w:eastAsia="ru-RU"/>
         </w:rPr>
-        <w:t>Пуск шарика пробелом по таймауту</w:t>
-      </w:r>
-      <w:r>
-        <w:rPr>
-          <w:rFonts w:ascii="Arial" w:eastAsia="Times New Roman" w:hAnsi="Arial" w:cs="Arial"/>
-          <w:i/>
-          <w:color w:val="202122"/>
-          <w:sz w:val="26"/>
-          <w:szCs w:val="26"/>
-          <w:lang w:eastAsia="ru-RU"/>
-        </w:rPr>
-        <w:t> </w:t>
+        <w:t>Пуск шарика пробелом по таймауту </w:t>
       </w:r>
     </w:p>
     <w:p>
@@ -2233,18 +2223,7 @@
           <w:szCs w:val="26"/>
           <w:lang w:eastAsia="ru-RU"/>
         </w:rPr>
-        <w:t>Новое состояние платформы (+ изменение размера)</w:t>
-      </w:r>
-      <w:r>
-        <w:rPr>
-          <w:rFonts w:ascii="Arial" w:eastAsia="Times New Roman" w:hAnsi="Arial" w:cs="Arial"/>
-          <w:i/>
-          <w:color w:val="202122"/>
-          <w:sz w:val="26"/>
-          <w:szCs w:val="26"/>
-          <w:lang w:eastAsia="ru-RU"/>
-        </w:rPr>
-        <w:t> </w:t>
+        <w:t>Новое состояние платформы (+ изменение размера) </w:t>
       </w:r>
       <w:r>
         <w:rPr>
@@ -2341,27 +2320,7 @@
           <w:szCs w:val="26"/>
           <w:lang w:eastAsia="ru-RU"/>
         </w:rPr>
-        <w:t xml:space="preserve"> (</w:t>
-      </w:r>
-      <w:r>
-        <w:rPr>
-          <w:rFonts w:ascii="Arial" w:eastAsia="Times New Roman" w:hAnsi="Arial" w:cs="Arial"/>
-          <w:color w:val="202122"/>
-          <w:sz w:val="26"/>
-          <w:szCs w:val="26"/>
-          <w:lang w:eastAsia="ru-RU"/>
-        </w:rPr>
-        <w:t>“</w:t>
-      </w:r>
-      <w:r>
-        <w:rPr>
-          <w:rFonts w:ascii="Arial" w:eastAsia="Times New Roman" w:hAnsi="Arial" w:cs="Arial"/>
-          <w:color w:val="202122"/>
-          <w:sz w:val="26"/>
-          <w:szCs w:val="26"/>
-          <w:lang w:eastAsia="ru-RU"/>
-        </w:rPr>
-        <w:t>П</w:t>
+        <w:t xml:space="preserve"> (“П</w:t>
       </w:r>
       <w:r>
         <w:rPr>
@@ -2373,19 +2332,7 @@
           <w:szCs w:val="26"/>
           <w:lang w:eastAsia="ru-RU"/>
         </w:rPr>
-        <w:t>ол</w:t>
-      </w:r>
-      <w:r>
-        <w:rPr>
-          <w:rFonts w:ascii="Arial" w:eastAsia="Times New Roman" w:hAnsi="Arial" w:cs="Arial"/>
-          <w:i/>
-          <w:iCs/>
-          <w:color w:val="202122"/>
-          <w:sz w:val="26"/>
-          <w:szCs w:val="26"/>
-          <w:lang w:eastAsia="ru-RU"/>
-        </w:rPr>
-        <w:t>”</w:t>
+        <w:t>ол”</w:t>
       </w:r>
       <w:r>
         <w:rPr>
@@ -2923,17 +2870,7 @@
           <w:szCs w:val="26"/>
           <w:lang w:eastAsia="ru-RU"/>
         </w:rPr>
-        <w:t xml:space="preserve"> </w:t>
-      </w:r>
-      <w:r>
-        <w:rPr>
-          <w:rFonts w:ascii="Arial" w:eastAsia="Times New Roman" w:hAnsi="Arial" w:cs="Arial"/>
-          <w:color w:val="202122"/>
-          <w:sz w:val="26"/>
-          <w:szCs w:val="26"/>
-          <w:lang w:eastAsia="ru-RU"/>
-        </w:rPr>
-        <w:t>(</w:t>
+        <w:t xml:space="preserve"> (</w:t>
       </w:r>
       <w:r>
         <w:rPr>
@@ -3093,7 +3030,6 @@
           <w:b/>
           <w:i/>
         </w:rPr>
-        <w:lastRenderedPageBreak/>
         <w:t xml:space="preserve"> </w:t>
       </w:r>
       <w:r>
@@ -3822,7 +3758,6 @@
         </w:rPr>
       </w:pPr>
     </w:p>
-    <w:bookmarkEnd w:id="0"/>
     <w:p>
       <w:pPr>
         <w:ind w:left="360"/>

--- a/plan game.docx
+++ b/plan game.docx
@@ -287,6 +287,9 @@
         <w:rPr>
           <w:rFonts w:ascii="Arial" w:hAnsi="Arial" w:cs="Arial"/>
           <w:i/>
+          <w:sz w:val="28"/>
+          <w:szCs w:val="28"/>
+          <w:lang w:val="en-US"/>
         </w:rPr>
       </w:pPr>
       <w:r>
@@ -300,6 +303,7 @@
         <w:rPr>
           <w:rFonts w:ascii="Arial" w:hAnsi="Arial" w:cs="Arial"/>
           <w:i/>
+          <w:lang w:val="en-US"/>
         </w:rPr>
         <w:t>.</w:t>
       </w:r>
@@ -307,67 +311,136 @@
         <w:rPr>
           <w:rFonts w:ascii="Arial" w:hAnsi="Arial" w:cs="Arial"/>
           <w:i/>
-        </w:rPr>
-        <w:t xml:space="preserve"> (</w:t>
-      </w:r>
-      <w:r>
-        <w:rPr>
-          <w:rFonts w:ascii="Arial" w:hAnsi="Arial" w:cs="Arial"/>
-          <w:i/>
-        </w:rPr>
-        <w:t>Разделение на пиксельные столбцы и их стекание вниз)</w:t>
+          <w:sz w:val="28"/>
+          <w:szCs w:val="28"/>
+          <w:lang w:val="en-US"/>
+        </w:rPr>
+        <w:t xml:space="preserve"> </w:t>
+      </w:r>
+      <w:r>
+        <w:rPr>
+          <w:rFonts w:ascii="Arial" w:hAnsi="Arial" w:cs="Arial"/>
+          <w:i/>
+          <w:sz w:val="28"/>
+          <w:szCs w:val="28"/>
+          <w:lang w:val="en-US"/>
+        </w:rPr>
+        <w:sym w:font="Wingdings 2" w:char="F052"/>
+      </w:r>
+      <w:r>
+        <w:rPr>
+          <w:rFonts w:ascii="Arial" w:hAnsi="Arial" w:cs="Arial"/>
+          <w:i/>
+          <w:lang w:val="en-US"/>
+        </w:rPr>
+        <w:tab/>
+      </w:r>
+      <w:r>
+        <w:rPr>
+          <w:rFonts w:ascii="Arial" w:hAnsi="Arial" w:cs="Arial"/>
+          <w:i/>
+          <w:lang w:val="en-US"/>
+        </w:rPr>
+        <w:tab/>
+      </w:r>
+      <w:r>
+        <w:rPr>
+          <w:rFonts w:ascii="Arial" w:hAnsi="Arial" w:cs="Arial"/>
+          <w:i/>
+          <w:lang w:val="en-US"/>
+        </w:rPr>
+        <w:tab/>
+      </w:r>
+      <w:r>
+        <w:rPr>
+          <w:rFonts w:ascii="Arial" w:hAnsi="Arial" w:cs="Arial"/>
+          <w:i/>
+          <w:lang w:val="en-US"/>
+        </w:rPr>
+        <w:tab/>
+      </w:r>
+      <w:r>
+        <w:rPr>
+          <w:rFonts w:ascii="Arial" w:hAnsi="Arial" w:cs="Arial"/>
+          <w:i/>
+          <w:lang w:val="en-US"/>
+        </w:rPr>
+        <w:tab/>
+      </w:r>
+      <w:r>
+        <w:rPr>
+          <w:rFonts w:ascii="Arial" w:hAnsi="Arial" w:cs="Arial"/>
+          <w:i/>
+          <w:lang w:val="en-US"/>
+        </w:rPr>
+        <w:tab/>
+      </w:r>
+      <w:r>
+        <w:rPr>
+          <w:rFonts w:ascii="Arial" w:hAnsi="Arial" w:cs="Arial"/>
+          <w:i/>
+          <w:lang w:val="en-US"/>
+        </w:rPr>
+        <w:tab/>
+      </w:r>
+    </w:p>
+    <w:p>
+      <w:pPr>
+        <w:pStyle w:val="a3"/>
+        <w:numPr>
+          <w:ilvl w:val="0"/>
+          <w:numId w:val="1"/>
+        </w:numPr>
+        <w:rPr>
+          <w:rFonts w:ascii="Arial" w:hAnsi="Arial" w:cs="Arial"/>
+          <w:i/>
+          <w:lang w:val="en-US"/>
+        </w:rPr>
+      </w:pPr>
+      <w:r>
+        <w:rPr>
+          <w:rFonts w:ascii="Arial" w:hAnsi="Arial" w:cs="Arial"/>
+          <w:i/>
+        </w:rPr>
+        <w:t>Анимация выкатывания новой платформы</w:t>
+      </w:r>
+      <w:r>
+        <w:rPr>
+          <w:rFonts w:ascii="Arial" w:hAnsi="Arial" w:cs="Arial"/>
+          <w:i/>
+          <w:lang w:val="en-US"/>
+        </w:rPr>
+        <w:t>.</w:t>
+      </w:r>
+    </w:p>
+    <w:p>
+      <w:pPr>
+        <w:pStyle w:val="a3"/>
+        <w:numPr>
+          <w:ilvl w:val="0"/>
+          <w:numId w:val="1"/>
+        </w:numPr>
+        <w:rPr>
+          <w:rFonts w:ascii="Arial" w:hAnsi="Arial" w:cs="Arial"/>
+          <w:i/>
+          <w:lang w:val="en-US"/>
+        </w:rPr>
+      </w:pPr>
+      <w:r>
+        <w:rPr>
+          <w:rFonts w:ascii="Arial" w:hAnsi="Arial" w:cs="Arial"/>
+          <w:i/>
+        </w:rPr>
+        <w:t>Анимация расширяющейс</w:t>
       </w:r>
       <w:bookmarkStart w:id="0" w:name="_GoBack"/>
       <w:bookmarkEnd w:id="0"/>
-    </w:p>
-    <w:p>
-      <w:pPr>
-        <w:pStyle w:val="a3"/>
-        <w:numPr>
-          <w:ilvl w:val="0"/>
-          <w:numId w:val="1"/>
-        </w:numPr>
-        <w:rPr>
-          <w:rFonts w:ascii="Arial" w:hAnsi="Arial" w:cs="Arial"/>
-          <w:i/>
-          <w:lang w:val="en-US"/>
-        </w:rPr>
-      </w:pPr>
-      <w:r>
-        <w:rPr>
-          <w:rFonts w:ascii="Arial" w:hAnsi="Arial" w:cs="Arial"/>
-          <w:i/>
-        </w:rPr>
-        <w:t>Анимация выкатывания новой платформы</w:t>
-      </w:r>
-      <w:r>
-        <w:rPr>
-          <w:rFonts w:ascii="Arial" w:hAnsi="Arial" w:cs="Arial"/>
-          <w:i/>
-          <w:lang w:val="en-US"/>
-        </w:rPr>
-        <w:t>.</w:t>
-      </w:r>
-    </w:p>
-    <w:p>
-      <w:pPr>
-        <w:pStyle w:val="a3"/>
-        <w:numPr>
-          <w:ilvl w:val="0"/>
-          <w:numId w:val="1"/>
-        </w:numPr>
-        <w:rPr>
-          <w:rFonts w:ascii="Arial" w:hAnsi="Arial" w:cs="Arial"/>
-          <w:i/>
-          <w:lang w:val="en-US"/>
-        </w:rPr>
-      </w:pPr>
-      <w:r>
-        <w:rPr>
-          <w:rFonts w:ascii="Arial" w:hAnsi="Arial" w:cs="Arial"/>
-          <w:i/>
-        </w:rPr>
-        <w:t>Анимация расширяющейся платформы</w:t>
+      <w:r>
+        <w:rPr>
+          <w:rFonts w:ascii="Arial" w:hAnsi="Arial" w:cs="Arial"/>
+          <w:i/>
+        </w:rPr>
+        <w:t>я платформы</w:t>
       </w:r>
       <w:r>
         <w:rPr>
@@ -1452,6 +1525,7 @@
           <w:szCs w:val="26"/>
           <w:lang w:eastAsia="ru-RU"/>
         </w:rPr>
+        <w:lastRenderedPageBreak/>
         <w:t>Действия букв</w:t>
       </w:r>
     </w:p>
@@ -3030,6 +3104,7 @@
           <w:b/>
           <w:i/>
         </w:rPr>
+        <w:lastRenderedPageBreak/>
         <w:t xml:space="preserve"> </w:t>
       </w:r>
       <w:r>

--- a/plan game.docx
+++ b/plan game.docx
@@ -250,6 +250,8 @@
           <w:i/>
         </w:rPr>
       </w:pPr>
+      <w:bookmarkStart w:id="0" w:name="_GoBack"/>
+      <w:bookmarkEnd w:id="0"/>
     </w:p>
     <w:p>
       <w:pPr>
@@ -270,11 +272,281 @@
       <w:r>
         <w:rPr>
           <w:rFonts w:ascii="Arial" w:hAnsi="Arial" w:cs="Arial"/>
+          <w:i/>
+          <w:sz w:val="28"/>
+          <w:szCs w:val="28"/>
+          <w:lang w:val="en-US"/>
+        </w:rPr>
+        <w:lastRenderedPageBreak/>
+        <w:sym w:font="Wingdings 2" w:char="F052"/>
+      </w:r>
+      <w:r>
+        <w:rPr>
+          <w:rFonts w:ascii="Arial" w:hAnsi="Arial" w:cs="Arial"/>
           <w:b/>
           <w:i/>
         </w:rPr>
-        <w:lastRenderedPageBreak/>
         <w:t>Конец уровня при потере мяча</w:t>
+      </w:r>
+      <w:r>
+        <w:rPr>
+          <w:rFonts w:ascii="Arial" w:hAnsi="Arial" w:cs="Arial"/>
+          <w:i/>
+          <w:sz w:val="28"/>
+          <w:szCs w:val="28"/>
+          <w:lang w:val="en-US"/>
+        </w:rPr>
+        <w:sym w:font="Wingdings 2" w:char="F052"/>
+      </w:r>
+      <w:r>
+        <w:rPr>
+          <w:rFonts w:ascii="Arial" w:hAnsi="Arial" w:cs="Arial"/>
+          <w:i/>
+          <w:sz w:val="28"/>
+          <w:szCs w:val="28"/>
+          <w:lang w:val="en-US"/>
+        </w:rPr>
+        <w:sym w:font="Wingdings 2" w:char="F052"/>
+      </w:r>
+      <w:r>
+        <w:rPr>
+          <w:rFonts w:ascii="Arial" w:hAnsi="Arial" w:cs="Arial"/>
+          <w:i/>
+          <w:sz w:val="28"/>
+          <w:szCs w:val="28"/>
+          <w:lang w:val="en-US"/>
+        </w:rPr>
+        <w:sym w:font="Wingdings 2" w:char="F052"/>
+      </w:r>
+      <w:r>
+        <w:rPr>
+          <w:rFonts w:ascii="Arial" w:hAnsi="Arial" w:cs="Arial"/>
+          <w:i/>
+          <w:sz w:val="28"/>
+          <w:szCs w:val="28"/>
+          <w:lang w:val="en-US"/>
+        </w:rPr>
+        <w:sym w:font="Wingdings 2" w:char="F052"/>
+      </w:r>
+      <w:r>
+        <w:rPr>
+          <w:rFonts w:ascii="Arial" w:hAnsi="Arial" w:cs="Arial"/>
+          <w:i/>
+          <w:sz w:val="28"/>
+          <w:szCs w:val="28"/>
+          <w:lang w:val="en-US"/>
+        </w:rPr>
+        <w:sym w:font="Wingdings 2" w:char="F052"/>
+      </w:r>
+      <w:r>
+        <w:rPr>
+          <w:rFonts w:ascii="Arial" w:hAnsi="Arial" w:cs="Arial"/>
+          <w:i/>
+          <w:sz w:val="28"/>
+          <w:szCs w:val="28"/>
+          <w:lang w:val="en-US"/>
+        </w:rPr>
+        <w:sym w:font="Wingdings 2" w:char="F052"/>
+      </w:r>
+      <w:r>
+        <w:rPr>
+          <w:rFonts w:ascii="Arial" w:hAnsi="Arial" w:cs="Arial"/>
+          <w:i/>
+          <w:sz w:val="28"/>
+          <w:szCs w:val="28"/>
+          <w:lang w:val="en-US"/>
+        </w:rPr>
+        <w:sym w:font="Wingdings 2" w:char="F052"/>
+      </w:r>
+      <w:r>
+        <w:rPr>
+          <w:rFonts w:ascii="Arial" w:hAnsi="Arial" w:cs="Arial"/>
+          <w:i/>
+          <w:sz w:val="28"/>
+          <w:szCs w:val="28"/>
+          <w:lang w:val="en-US"/>
+        </w:rPr>
+        <w:sym w:font="Wingdings 2" w:char="F052"/>
+      </w:r>
+      <w:r>
+        <w:rPr>
+          <w:rFonts w:ascii="Arial" w:hAnsi="Arial" w:cs="Arial"/>
+          <w:i/>
+          <w:sz w:val="28"/>
+          <w:szCs w:val="28"/>
+          <w:lang w:val="en-US"/>
+        </w:rPr>
+        <w:sym w:font="Wingdings 2" w:char="F052"/>
+      </w:r>
+      <w:r>
+        <w:rPr>
+          <w:rFonts w:ascii="Arial" w:hAnsi="Arial" w:cs="Arial"/>
+          <w:i/>
+          <w:sz w:val="28"/>
+          <w:szCs w:val="28"/>
+          <w:lang w:val="en-US"/>
+        </w:rPr>
+        <w:sym w:font="Wingdings 2" w:char="F052"/>
+      </w:r>
+      <w:r>
+        <w:rPr>
+          <w:rFonts w:ascii="Arial" w:hAnsi="Arial" w:cs="Arial"/>
+          <w:i/>
+          <w:sz w:val="28"/>
+          <w:szCs w:val="28"/>
+          <w:lang w:val="en-US"/>
+        </w:rPr>
+        <w:sym w:font="Wingdings 2" w:char="F052"/>
+      </w:r>
+      <w:r>
+        <w:rPr>
+          <w:rFonts w:ascii="Arial" w:hAnsi="Arial" w:cs="Arial"/>
+          <w:i/>
+          <w:sz w:val="28"/>
+          <w:szCs w:val="28"/>
+          <w:lang w:val="en-US"/>
+        </w:rPr>
+        <w:sym w:font="Wingdings 2" w:char="F052"/>
+      </w:r>
+      <w:r>
+        <w:rPr>
+          <w:rFonts w:ascii="Arial" w:hAnsi="Arial" w:cs="Arial"/>
+          <w:i/>
+          <w:sz w:val="28"/>
+          <w:szCs w:val="28"/>
+          <w:lang w:val="en-US"/>
+        </w:rPr>
+        <w:sym w:font="Wingdings 2" w:char="F052"/>
+      </w:r>
+      <w:r>
+        <w:rPr>
+          <w:rFonts w:ascii="Arial" w:hAnsi="Arial" w:cs="Arial"/>
+          <w:i/>
+          <w:sz w:val="28"/>
+          <w:szCs w:val="28"/>
+          <w:lang w:val="en-US"/>
+        </w:rPr>
+        <w:sym w:font="Wingdings 2" w:char="F052"/>
+      </w:r>
+      <w:r>
+        <w:rPr>
+          <w:rFonts w:ascii="Arial" w:hAnsi="Arial" w:cs="Arial"/>
+          <w:i/>
+          <w:sz w:val="28"/>
+          <w:szCs w:val="28"/>
+          <w:lang w:val="en-US"/>
+        </w:rPr>
+        <w:sym w:font="Wingdings 2" w:char="F052"/>
+      </w:r>
+      <w:r>
+        <w:rPr>
+          <w:rFonts w:ascii="Arial" w:hAnsi="Arial" w:cs="Arial"/>
+          <w:i/>
+          <w:sz w:val="28"/>
+          <w:szCs w:val="28"/>
+          <w:lang w:val="en-US"/>
+        </w:rPr>
+        <w:sym w:font="Wingdings 2" w:char="F052"/>
+      </w:r>
+      <w:r>
+        <w:rPr>
+          <w:rFonts w:ascii="Arial" w:hAnsi="Arial" w:cs="Arial"/>
+          <w:i/>
+          <w:sz w:val="28"/>
+          <w:szCs w:val="28"/>
+          <w:lang w:val="en-US"/>
+        </w:rPr>
+        <w:sym w:font="Wingdings 2" w:char="F052"/>
+      </w:r>
+      <w:r>
+        <w:rPr>
+          <w:rFonts w:ascii="Arial" w:hAnsi="Arial" w:cs="Arial"/>
+          <w:i/>
+          <w:sz w:val="28"/>
+          <w:szCs w:val="28"/>
+          <w:lang w:val="en-US"/>
+        </w:rPr>
+        <w:sym w:font="Wingdings 2" w:char="F052"/>
+      </w:r>
+      <w:r>
+        <w:rPr>
+          <w:rFonts w:ascii="Arial" w:hAnsi="Arial" w:cs="Arial"/>
+          <w:i/>
+          <w:sz w:val="28"/>
+          <w:szCs w:val="28"/>
+          <w:lang w:val="en-US"/>
+        </w:rPr>
+        <w:sym w:font="Wingdings 2" w:char="F052"/>
+      </w:r>
+      <w:r>
+        <w:rPr>
+          <w:rFonts w:ascii="Arial" w:hAnsi="Arial" w:cs="Arial"/>
+          <w:i/>
+          <w:sz w:val="28"/>
+          <w:szCs w:val="28"/>
+          <w:lang w:val="en-US"/>
+        </w:rPr>
+        <w:sym w:font="Wingdings 2" w:char="F052"/>
+      </w:r>
+      <w:r>
+        <w:rPr>
+          <w:rFonts w:ascii="Arial" w:hAnsi="Arial" w:cs="Arial"/>
+          <w:i/>
+          <w:sz w:val="28"/>
+          <w:szCs w:val="28"/>
+          <w:lang w:val="en-US"/>
+        </w:rPr>
+        <w:sym w:font="Wingdings 2" w:char="F052"/>
+      </w:r>
+      <w:r>
+        <w:rPr>
+          <w:rFonts w:ascii="Arial" w:hAnsi="Arial" w:cs="Arial"/>
+          <w:i/>
+          <w:sz w:val="28"/>
+          <w:szCs w:val="28"/>
+          <w:lang w:val="en-US"/>
+        </w:rPr>
+        <w:sym w:font="Wingdings 2" w:char="F052"/>
+      </w:r>
+      <w:r>
+        <w:rPr>
+          <w:rFonts w:ascii="Arial" w:hAnsi="Arial" w:cs="Arial"/>
+          <w:i/>
+          <w:sz w:val="28"/>
+          <w:szCs w:val="28"/>
+          <w:lang w:val="en-US"/>
+        </w:rPr>
+        <w:sym w:font="Wingdings 2" w:char="F052"/>
+      </w:r>
+      <w:r>
+        <w:rPr>
+          <w:rFonts w:ascii="Arial" w:hAnsi="Arial" w:cs="Arial"/>
+          <w:i/>
+          <w:sz w:val="28"/>
+          <w:szCs w:val="28"/>
+          <w:lang w:val="en-US"/>
+        </w:rPr>
+        <w:sym w:font="Wingdings 2" w:char="F052"/>
+      </w:r>
+      <w:r>
+        <w:rPr>
+          <w:rFonts w:ascii="Arial" w:hAnsi="Arial" w:cs="Arial"/>
+          <w:i/>
+          <w:sz w:val="28"/>
+          <w:szCs w:val="28"/>
+          <w:lang w:val="en-US"/>
+        </w:rPr>
+        <w:sym w:font="Wingdings 2" w:char="F052"/>
+      </w:r>
+      <w:r>
+        <w:rPr>
+          <w:rFonts w:ascii="Arial" w:hAnsi="Arial" w:cs="Arial"/>
+          <w:i/>
+          <w:sz w:val="28"/>
+          <w:szCs w:val="28"/>
+          <w:lang w:val="en-US"/>
+        </w:rPr>
+        <w:sym w:font="Wingdings 2" w:char="F052"/>
       </w:r>
     </w:p>
     <w:p>
@@ -412,6 +684,26 @@
         </w:rPr>
         <w:t>.</w:t>
       </w:r>
+      <w:r>
+        <w:rPr>
+          <w:rFonts w:ascii="Arial" w:hAnsi="Arial" w:cs="Arial"/>
+          <w:i/>
+          <w:sz w:val="28"/>
+          <w:szCs w:val="28"/>
+          <w:lang w:val="en-US"/>
+        </w:rPr>
+        <w:t xml:space="preserve"> </w:t>
+      </w:r>
+      <w:r>
+        <w:rPr>
+          <w:rFonts w:ascii="Arial" w:hAnsi="Arial" w:cs="Arial"/>
+          <w:i/>
+          <w:sz w:val="28"/>
+          <w:szCs w:val="28"/>
+          <w:lang w:val="en-US"/>
+        </w:rPr>
+        <w:sym w:font="Wingdings 2" w:char="F052"/>
+      </w:r>
     </w:p>
     <w:p>
       <w:pPr>
@@ -431,16 +723,7 @@
           <w:rFonts w:ascii="Arial" w:hAnsi="Arial" w:cs="Arial"/>
           <w:i/>
         </w:rPr>
-        <w:t>Анимация расширяющейс</w:t>
-      </w:r>
-      <w:bookmarkStart w:id="0" w:name="_GoBack"/>
-      <w:bookmarkEnd w:id="0"/>
-      <w:r>
-        <w:rPr>
-          <w:rFonts w:ascii="Arial" w:hAnsi="Arial" w:cs="Arial"/>
-          <w:i/>
-        </w:rPr>
-        <w:t>я платформы</w:t>
+        <w:t>Анимация расширяющейся платформы</w:t>
       </w:r>
       <w:r>
         <w:rPr>
@@ -449,6 +732,26 @@
           <w:lang w:val="en-US"/>
         </w:rPr>
         <w:t>.</w:t>
+      </w:r>
+      <w:r>
+        <w:rPr>
+          <w:rFonts w:ascii="Arial" w:hAnsi="Arial" w:cs="Arial"/>
+          <w:i/>
+          <w:sz w:val="28"/>
+          <w:szCs w:val="28"/>
+          <w:lang w:val="en-US"/>
+        </w:rPr>
+        <w:t xml:space="preserve"> </w:t>
+      </w:r>
+      <w:r>
+        <w:rPr>
+          <w:rFonts w:ascii="Arial" w:hAnsi="Arial" w:cs="Arial"/>
+          <w:i/>
+          <w:sz w:val="28"/>
+          <w:szCs w:val="28"/>
+          <w:lang w:val="en-US"/>
+        </w:rPr>
+        <w:sym w:font="Wingdings 2" w:char="F052"/>
       </w:r>
     </w:p>
     <w:p>
@@ -484,6 +787,25 @@
         </w:rPr>
         <w:t>.</w:t>
       </w:r>
+      <w:r>
+        <w:rPr>
+          <w:rFonts w:ascii="Arial" w:hAnsi="Arial" w:cs="Arial"/>
+          <w:i/>
+          <w:sz w:val="28"/>
+          <w:szCs w:val="28"/>
+        </w:rPr>
+        <w:t xml:space="preserve"> </w:t>
+      </w:r>
+      <w:r>
+        <w:rPr>
+          <w:rFonts w:ascii="Arial" w:hAnsi="Arial" w:cs="Arial"/>
+          <w:i/>
+          <w:sz w:val="28"/>
+          <w:szCs w:val="28"/>
+          <w:lang w:val="en-US"/>
+        </w:rPr>
+        <w:sym w:font="Wingdings 2" w:char="F052"/>
+      </w:r>
     </w:p>
     <w:p>
       <w:pPr>
@@ -512,6 +834,266 @@
           <w:i/>
         </w:rPr>
         <w:t>Взаимодействие особых кирпичей</w:t>
+      </w:r>
+      <w:r>
+        <w:rPr>
+          <w:rFonts w:ascii="Arial" w:hAnsi="Arial" w:cs="Arial"/>
+          <w:i/>
+          <w:sz w:val="28"/>
+          <w:szCs w:val="28"/>
+          <w:lang w:val="en-US"/>
+        </w:rPr>
+        <w:sym w:font="Wingdings 2" w:char="F052"/>
+      </w:r>
+      <w:r>
+        <w:rPr>
+          <w:rFonts w:ascii="Arial" w:hAnsi="Arial" w:cs="Arial"/>
+          <w:i/>
+          <w:sz w:val="28"/>
+          <w:szCs w:val="28"/>
+          <w:lang w:val="en-US"/>
+        </w:rPr>
+        <w:sym w:font="Wingdings 2" w:char="F052"/>
+      </w:r>
+      <w:r>
+        <w:rPr>
+          <w:rFonts w:ascii="Arial" w:hAnsi="Arial" w:cs="Arial"/>
+          <w:i/>
+          <w:sz w:val="28"/>
+          <w:szCs w:val="28"/>
+          <w:lang w:val="en-US"/>
+        </w:rPr>
+        <w:sym w:font="Wingdings 2" w:char="F052"/>
+      </w:r>
+      <w:r>
+        <w:rPr>
+          <w:rFonts w:ascii="Arial" w:hAnsi="Arial" w:cs="Arial"/>
+          <w:i/>
+          <w:sz w:val="28"/>
+          <w:szCs w:val="28"/>
+          <w:lang w:val="en-US"/>
+        </w:rPr>
+        <w:sym w:font="Wingdings 2" w:char="F052"/>
+      </w:r>
+      <w:r>
+        <w:rPr>
+          <w:rFonts w:ascii="Arial" w:hAnsi="Arial" w:cs="Arial"/>
+          <w:i/>
+          <w:sz w:val="28"/>
+          <w:szCs w:val="28"/>
+          <w:lang w:val="en-US"/>
+        </w:rPr>
+        <w:sym w:font="Wingdings 2" w:char="F052"/>
+      </w:r>
+      <w:r>
+        <w:rPr>
+          <w:rFonts w:ascii="Arial" w:hAnsi="Arial" w:cs="Arial"/>
+          <w:i/>
+          <w:sz w:val="28"/>
+          <w:szCs w:val="28"/>
+          <w:lang w:val="en-US"/>
+        </w:rPr>
+        <w:sym w:font="Wingdings 2" w:char="F052"/>
+      </w:r>
+      <w:r>
+        <w:rPr>
+          <w:rFonts w:ascii="Arial" w:hAnsi="Arial" w:cs="Arial"/>
+          <w:i/>
+          <w:sz w:val="28"/>
+          <w:szCs w:val="28"/>
+          <w:lang w:val="en-US"/>
+        </w:rPr>
+        <w:sym w:font="Wingdings 2" w:char="F052"/>
+      </w:r>
+      <w:r>
+        <w:rPr>
+          <w:rFonts w:ascii="Arial" w:hAnsi="Arial" w:cs="Arial"/>
+          <w:i/>
+          <w:sz w:val="28"/>
+          <w:szCs w:val="28"/>
+          <w:lang w:val="en-US"/>
+        </w:rPr>
+        <w:sym w:font="Wingdings 2" w:char="F052"/>
+      </w:r>
+      <w:r>
+        <w:rPr>
+          <w:rFonts w:ascii="Arial" w:hAnsi="Arial" w:cs="Arial"/>
+          <w:i/>
+          <w:sz w:val="28"/>
+          <w:szCs w:val="28"/>
+          <w:lang w:val="en-US"/>
+        </w:rPr>
+        <w:sym w:font="Wingdings 2" w:char="F052"/>
+      </w:r>
+      <w:r>
+        <w:rPr>
+          <w:rFonts w:ascii="Arial" w:hAnsi="Arial" w:cs="Arial"/>
+          <w:i/>
+          <w:sz w:val="28"/>
+          <w:szCs w:val="28"/>
+          <w:lang w:val="en-US"/>
+        </w:rPr>
+        <w:sym w:font="Wingdings 2" w:char="F052"/>
+      </w:r>
+      <w:r>
+        <w:rPr>
+          <w:rFonts w:ascii="Arial" w:hAnsi="Arial" w:cs="Arial"/>
+          <w:i/>
+          <w:sz w:val="28"/>
+          <w:szCs w:val="28"/>
+          <w:lang w:val="en-US"/>
+        </w:rPr>
+        <w:sym w:font="Wingdings 2" w:char="F052"/>
+      </w:r>
+      <w:r>
+        <w:rPr>
+          <w:rFonts w:ascii="Arial" w:hAnsi="Arial" w:cs="Arial"/>
+          <w:i/>
+          <w:sz w:val="28"/>
+          <w:szCs w:val="28"/>
+          <w:lang w:val="en-US"/>
+        </w:rPr>
+        <w:sym w:font="Wingdings 2" w:char="F052"/>
+      </w:r>
+      <w:r>
+        <w:rPr>
+          <w:rFonts w:ascii="Arial" w:hAnsi="Arial" w:cs="Arial"/>
+          <w:i/>
+          <w:sz w:val="28"/>
+          <w:szCs w:val="28"/>
+          <w:lang w:val="en-US"/>
+        </w:rPr>
+        <w:sym w:font="Wingdings 2" w:char="F052"/>
+      </w:r>
+      <w:r>
+        <w:rPr>
+          <w:rFonts w:ascii="Arial" w:hAnsi="Arial" w:cs="Arial"/>
+          <w:i/>
+          <w:sz w:val="28"/>
+          <w:szCs w:val="28"/>
+          <w:lang w:val="en-US"/>
+        </w:rPr>
+        <w:sym w:font="Wingdings 2" w:char="F052"/>
+      </w:r>
+      <w:r>
+        <w:rPr>
+          <w:rFonts w:ascii="Arial" w:hAnsi="Arial" w:cs="Arial"/>
+          <w:i/>
+          <w:sz w:val="28"/>
+          <w:szCs w:val="28"/>
+          <w:lang w:val="en-US"/>
+        </w:rPr>
+        <w:sym w:font="Wingdings 2" w:char="F052"/>
+      </w:r>
+      <w:r>
+        <w:rPr>
+          <w:rFonts w:ascii="Arial" w:hAnsi="Arial" w:cs="Arial"/>
+          <w:i/>
+          <w:sz w:val="28"/>
+          <w:szCs w:val="28"/>
+          <w:lang w:val="en-US"/>
+        </w:rPr>
+        <w:sym w:font="Wingdings 2" w:char="F052"/>
+      </w:r>
+      <w:r>
+        <w:rPr>
+          <w:rFonts w:ascii="Arial" w:hAnsi="Arial" w:cs="Arial"/>
+          <w:i/>
+          <w:sz w:val="28"/>
+          <w:szCs w:val="28"/>
+          <w:lang w:val="en-US"/>
+        </w:rPr>
+        <w:sym w:font="Wingdings 2" w:char="F052"/>
+      </w:r>
+      <w:r>
+        <w:rPr>
+          <w:rFonts w:ascii="Arial" w:hAnsi="Arial" w:cs="Arial"/>
+          <w:i/>
+          <w:sz w:val="28"/>
+          <w:szCs w:val="28"/>
+          <w:lang w:val="en-US"/>
+        </w:rPr>
+        <w:sym w:font="Wingdings 2" w:char="F052"/>
+      </w:r>
+      <w:r>
+        <w:rPr>
+          <w:rFonts w:ascii="Arial" w:hAnsi="Arial" w:cs="Arial"/>
+          <w:i/>
+          <w:sz w:val="28"/>
+          <w:szCs w:val="28"/>
+          <w:lang w:val="en-US"/>
+        </w:rPr>
+        <w:sym w:font="Wingdings 2" w:char="F052"/>
+      </w:r>
+      <w:r>
+        <w:rPr>
+          <w:rFonts w:ascii="Arial" w:hAnsi="Arial" w:cs="Arial"/>
+          <w:i/>
+          <w:sz w:val="28"/>
+          <w:szCs w:val="28"/>
+          <w:lang w:val="en-US"/>
+        </w:rPr>
+        <w:sym w:font="Wingdings 2" w:char="F052"/>
+      </w:r>
+      <w:r>
+        <w:rPr>
+          <w:rFonts w:ascii="Arial" w:hAnsi="Arial" w:cs="Arial"/>
+          <w:i/>
+          <w:sz w:val="28"/>
+          <w:szCs w:val="28"/>
+          <w:lang w:val="en-US"/>
+        </w:rPr>
+        <w:sym w:font="Wingdings 2" w:char="F052"/>
+      </w:r>
+      <w:r>
+        <w:rPr>
+          <w:rFonts w:ascii="Arial" w:hAnsi="Arial" w:cs="Arial"/>
+          <w:i/>
+          <w:sz w:val="28"/>
+          <w:szCs w:val="28"/>
+          <w:lang w:val="en-US"/>
+        </w:rPr>
+        <w:sym w:font="Wingdings 2" w:char="F052"/>
+      </w:r>
+      <w:r>
+        <w:rPr>
+          <w:rFonts w:ascii="Arial" w:hAnsi="Arial" w:cs="Arial"/>
+          <w:i/>
+          <w:sz w:val="28"/>
+          <w:szCs w:val="28"/>
+          <w:lang w:val="en-US"/>
+        </w:rPr>
+        <w:sym w:font="Wingdings 2" w:char="F052"/>
+      </w:r>
+      <w:r>
+        <w:rPr>
+          <w:rFonts w:ascii="Arial" w:hAnsi="Arial" w:cs="Arial"/>
+          <w:i/>
+          <w:sz w:val="28"/>
+          <w:szCs w:val="28"/>
+          <w:lang w:val="en-US"/>
+        </w:rPr>
+        <w:sym w:font="Wingdings 2" w:char="F052"/>
+      </w:r>
+      <w:r>
+        <w:rPr>
+          <w:rFonts w:ascii="Arial" w:hAnsi="Arial" w:cs="Arial"/>
+          <w:i/>
+          <w:sz w:val="28"/>
+          <w:szCs w:val="28"/>
+          <w:lang w:val="en-US"/>
+        </w:rPr>
+        <w:sym w:font="Wingdings 2" w:char="F052"/>
+      </w:r>
+      <w:r>
+        <w:rPr>
+          <w:rFonts w:ascii="Arial" w:hAnsi="Arial" w:cs="Arial"/>
+          <w:i/>
+          <w:sz w:val="28"/>
+          <w:szCs w:val="28"/>
+          <w:lang w:val="en-US"/>
+        </w:rPr>
+        <w:sym w:font="Wingdings 2" w:char="F052"/>
       </w:r>
     </w:p>
     <w:p>
@@ -584,6 +1166,326 @@
         </w:rPr>
         <w:t>Движение мячика</w:t>
       </w:r>
+      <w:r>
+        <w:rPr>
+          <w:rFonts w:ascii="Arial" w:hAnsi="Arial" w:cs="Arial"/>
+          <w:i/>
+          <w:sz w:val="28"/>
+          <w:szCs w:val="28"/>
+          <w:lang w:val="en-US"/>
+        </w:rPr>
+        <w:sym w:font="Wingdings 2" w:char="F052"/>
+      </w:r>
+      <w:r>
+        <w:rPr>
+          <w:rFonts w:ascii="Arial" w:hAnsi="Arial" w:cs="Arial"/>
+          <w:i/>
+          <w:sz w:val="28"/>
+          <w:szCs w:val="28"/>
+          <w:lang w:val="en-US"/>
+        </w:rPr>
+        <w:sym w:font="Wingdings 2" w:char="F052"/>
+      </w:r>
+      <w:r>
+        <w:rPr>
+          <w:rFonts w:ascii="Arial" w:hAnsi="Arial" w:cs="Arial"/>
+          <w:i/>
+          <w:sz w:val="28"/>
+          <w:szCs w:val="28"/>
+          <w:lang w:val="en-US"/>
+        </w:rPr>
+        <w:sym w:font="Wingdings 2" w:char="F052"/>
+      </w:r>
+      <w:r>
+        <w:rPr>
+          <w:rFonts w:ascii="Arial" w:hAnsi="Arial" w:cs="Arial"/>
+          <w:i/>
+          <w:sz w:val="28"/>
+          <w:szCs w:val="28"/>
+          <w:lang w:val="en-US"/>
+        </w:rPr>
+        <w:sym w:font="Wingdings 2" w:char="F052"/>
+      </w:r>
+      <w:r>
+        <w:rPr>
+          <w:rFonts w:ascii="Arial" w:hAnsi="Arial" w:cs="Arial"/>
+          <w:i/>
+          <w:sz w:val="28"/>
+          <w:szCs w:val="28"/>
+          <w:lang w:val="en-US"/>
+        </w:rPr>
+        <w:sym w:font="Wingdings 2" w:char="F052"/>
+      </w:r>
+      <w:r>
+        <w:rPr>
+          <w:rFonts w:ascii="Arial" w:hAnsi="Arial" w:cs="Arial"/>
+          <w:i/>
+          <w:sz w:val="28"/>
+          <w:szCs w:val="28"/>
+          <w:lang w:val="en-US"/>
+        </w:rPr>
+        <w:sym w:font="Wingdings 2" w:char="F052"/>
+      </w:r>
+      <w:r>
+        <w:rPr>
+          <w:rFonts w:ascii="Arial" w:hAnsi="Arial" w:cs="Arial"/>
+          <w:i/>
+          <w:sz w:val="28"/>
+          <w:szCs w:val="28"/>
+          <w:lang w:val="en-US"/>
+        </w:rPr>
+        <w:sym w:font="Wingdings 2" w:char="F052"/>
+      </w:r>
+      <w:r>
+        <w:rPr>
+          <w:rFonts w:ascii="Arial" w:hAnsi="Arial" w:cs="Arial"/>
+          <w:i/>
+          <w:sz w:val="28"/>
+          <w:szCs w:val="28"/>
+          <w:lang w:val="en-US"/>
+        </w:rPr>
+        <w:sym w:font="Wingdings 2" w:char="F052"/>
+      </w:r>
+      <w:r>
+        <w:rPr>
+          <w:rFonts w:ascii="Arial" w:hAnsi="Arial" w:cs="Arial"/>
+          <w:i/>
+          <w:sz w:val="28"/>
+          <w:szCs w:val="28"/>
+          <w:lang w:val="en-US"/>
+        </w:rPr>
+        <w:sym w:font="Wingdings 2" w:char="F052"/>
+      </w:r>
+      <w:r>
+        <w:rPr>
+          <w:rFonts w:ascii="Arial" w:hAnsi="Arial" w:cs="Arial"/>
+          <w:i/>
+          <w:sz w:val="28"/>
+          <w:szCs w:val="28"/>
+          <w:lang w:val="en-US"/>
+        </w:rPr>
+        <w:sym w:font="Wingdings 2" w:char="F052"/>
+      </w:r>
+      <w:r>
+        <w:rPr>
+          <w:rFonts w:ascii="Arial" w:hAnsi="Arial" w:cs="Arial"/>
+          <w:i/>
+          <w:sz w:val="28"/>
+          <w:szCs w:val="28"/>
+          <w:lang w:val="en-US"/>
+        </w:rPr>
+        <w:sym w:font="Wingdings 2" w:char="F052"/>
+      </w:r>
+      <w:r>
+        <w:rPr>
+          <w:rFonts w:ascii="Arial" w:hAnsi="Arial" w:cs="Arial"/>
+          <w:i/>
+          <w:sz w:val="28"/>
+          <w:szCs w:val="28"/>
+          <w:lang w:val="en-US"/>
+        </w:rPr>
+        <w:sym w:font="Wingdings 2" w:char="F052"/>
+      </w:r>
+      <w:r>
+        <w:rPr>
+          <w:rFonts w:ascii="Arial" w:hAnsi="Arial" w:cs="Arial"/>
+          <w:i/>
+          <w:sz w:val="28"/>
+          <w:szCs w:val="28"/>
+          <w:lang w:val="en-US"/>
+        </w:rPr>
+        <w:sym w:font="Wingdings 2" w:char="F052"/>
+      </w:r>
+      <w:r>
+        <w:rPr>
+          <w:rFonts w:ascii="Arial" w:hAnsi="Arial" w:cs="Arial"/>
+          <w:i/>
+          <w:sz w:val="28"/>
+          <w:szCs w:val="28"/>
+          <w:lang w:val="en-US"/>
+        </w:rPr>
+        <w:sym w:font="Wingdings 2" w:char="F052"/>
+      </w:r>
+      <w:r>
+        <w:rPr>
+          <w:rFonts w:ascii="Arial" w:hAnsi="Arial" w:cs="Arial"/>
+          <w:i/>
+          <w:sz w:val="28"/>
+          <w:szCs w:val="28"/>
+          <w:lang w:val="en-US"/>
+        </w:rPr>
+        <w:sym w:font="Wingdings 2" w:char="F052"/>
+      </w:r>
+      <w:r>
+        <w:rPr>
+          <w:rFonts w:ascii="Arial" w:hAnsi="Arial" w:cs="Arial"/>
+          <w:i/>
+          <w:sz w:val="28"/>
+          <w:szCs w:val="28"/>
+          <w:lang w:val="en-US"/>
+        </w:rPr>
+        <w:sym w:font="Wingdings 2" w:char="F052"/>
+      </w:r>
+      <w:r>
+        <w:rPr>
+          <w:rFonts w:ascii="Arial" w:hAnsi="Arial" w:cs="Arial"/>
+          <w:i/>
+          <w:sz w:val="28"/>
+          <w:szCs w:val="28"/>
+          <w:lang w:val="en-US"/>
+        </w:rPr>
+        <w:sym w:font="Wingdings 2" w:char="F052"/>
+      </w:r>
+      <w:r>
+        <w:rPr>
+          <w:rFonts w:ascii="Arial" w:hAnsi="Arial" w:cs="Arial"/>
+          <w:i/>
+          <w:sz w:val="28"/>
+          <w:szCs w:val="28"/>
+          <w:lang w:val="en-US"/>
+        </w:rPr>
+        <w:sym w:font="Wingdings 2" w:char="F052"/>
+      </w:r>
+      <w:r>
+        <w:rPr>
+          <w:rFonts w:ascii="Arial" w:hAnsi="Arial" w:cs="Arial"/>
+          <w:i/>
+          <w:sz w:val="28"/>
+          <w:szCs w:val="28"/>
+          <w:lang w:val="en-US"/>
+        </w:rPr>
+        <w:sym w:font="Wingdings 2" w:char="F052"/>
+      </w:r>
+      <w:r>
+        <w:rPr>
+          <w:rFonts w:ascii="Arial" w:hAnsi="Arial" w:cs="Arial"/>
+          <w:i/>
+          <w:sz w:val="28"/>
+          <w:szCs w:val="28"/>
+          <w:lang w:val="en-US"/>
+        </w:rPr>
+        <w:sym w:font="Wingdings 2" w:char="F052"/>
+      </w:r>
+      <w:r>
+        <w:rPr>
+          <w:rFonts w:ascii="Arial" w:hAnsi="Arial" w:cs="Arial"/>
+          <w:i/>
+          <w:sz w:val="28"/>
+          <w:szCs w:val="28"/>
+          <w:lang w:val="en-US"/>
+        </w:rPr>
+        <w:sym w:font="Wingdings 2" w:char="F052"/>
+      </w:r>
+      <w:r>
+        <w:rPr>
+          <w:rFonts w:ascii="Arial" w:hAnsi="Arial" w:cs="Arial"/>
+          <w:i/>
+          <w:sz w:val="28"/>
+          <w:szCs w:val="28"/>
+          <w:lang w:val="en-US"/>
+        </w:rPr>
+        <w:sym w:font="Wingdings 2" w:char="F052"/>
+      </w:r>
+      <w:r>
+        <w:rPr>
+          <w:rFonts w:ascii="Arial" w:hAnsi="Arial" w:cs="Arial"/>
+          <w:i/>
+          <w:sz w:val="28"/>
+          <w:szCs w:val="28"/>
+          <w:lang w:val="en-US"/>
+        </w:rPr>
+        <w:sym w:font="Wingdings 2" w:char="F052"/>
+      </w:r>
+      <w:r>
+        <w:rPr>
+          <w:rFonts w:ascii="Arial" w:hAnsi="Arial" w:cs="Arial"/>
+          <w:i/>
+          <w:sz w:val="28"/>
+          <w:szCs w:val="28"/>
+          <w:lang w:val="en-US"/>
+        </w:rPr>
+        <w:sym w:font="Wingdings 2" w:char="F052"/>
+      </w:r>
+      <w:r>
+        <w:rPr>
+          <w:rFonts w:ascii="Arial" w:hAnsi="Arial" w:cs="Arial"/>
+          <w:i/>
+          <w:sz w:val="28"/>
+          <w:szCs w:val="28"/>
+          <w:lang w:val="en-US"/>
+        </w:rPr>
+        <w:sym w:font="Wingdings 2" w:char="F052"/>
+      </w:r>
+      <w:r>
+        <w:rPr>
+          <w:rFonts w:ascii="Arial" w:hAnsi="Arial" w:cs="Arial"/>
+          <w:i/>
+          <w:sz w:val="28"/>
+          <w:szCs w:val="28"/>
+          <w:lang w:val="en-US"/>
+        </w:rPr>
+        <w:sym w:font="Wingdings 2" w:char="F052"/>
+      </w:r>
+      <w:r>
+        <w:rPr>
+          <w:rFonts w:ascii="Arial" w:hAnsi="Arial" w:cs="Arial"/>
+          <w:i/>
+          <w:sz w:val="28"/>
+          <w:szCs w:val="28"/>
+          <w:lang w:val="en-US"/>
+        </w:rPr>
+        <w:sym w:font="Wingdings 2" w:char="F052"/>
+      </w:r>
+      <w:r>
+        <w:rPr>
+          <w:rFonts w:ascii="Arial" w:hAnsi="Arial" w:cs="Arial"/>
+          <w:i/>
+          <w:sz w:val="28"/>
+          <w:szCs w:val="28"/>
+          <w:lang w:val="en-US"/>
+        </w:rPr>
+        <w:sym w:font="Wingdings 2" w:char="F052"/>
+      </w:r>
+      <w:r>
+        <w:rPr>
+          <w:rFonts w:ascii="Arial" w:hAnsi="Arial" w:cs="Arial"/>
+          <w:i/>
+          <w:sz w:val="28"/>
+          <w:szCs w:val="28"/>
+          <w:lang w:val="en-US"/>
+        </w:rPr>
+        <w:sym w:font="Wingdings 2" w:char="F052"/>
+      </w:r>
+      <w:r>
+        <w:rPr>
+          <w:rFonts w:ascii="Arial" w:hAnsi="Arial" w:cs="Arial"/>
+          <w:i/>
+          <w:sz w:val="28"/>
+          <w:szCs w:val="28"/>
+          <w:lang w:val="en-US"/>
+        </w:rPr>
+        <w:sym w:font="Wingdings 2" w:char="F052"/>
+      </w:r>
+      <w:r>
+        <w:rPr>
+          <w:rFonts w:ascii="Arial" w:hAnsi="Arial" w:cs="Arial"/>
+          <w:i/>
+          <w:sz w:val="28"/>
+          <w:szCs w:val="28"/>
+          <w:lang w:val="en-US"/>
+        </w:rPr>
+        <w:sym w:font="Wingdings 2" w:char="F052"/>
+      </w:r>
+      <w:r>
+        <w:rPr>
+          <w:rFonts w:ascii="Arial" w:hAnsi="Arial" w:cs="Arial"/>
+          <w:i/>
+          <w:sz w:val="28"/>
+          <w:szCs w:val="28"/>
+          <w:lang w:val="en-US"/>
+        </w:rPr>
+        <w:sym w:font="Wingdings 2" w:char="F052"/>
+      </w:r>
     </w:p>
     <w:p>
       <w:pPr>
@@ -719,6 +1621,326 @@
         </w:rPr>
         <w:t xml:space="preserve"> Попадание в кирпич</w:t>
       </w:r>
+      <w:r>
+        <w:rPr>
+          <w:rFonts w:ascii="Arial" w:hAnsi="Arial" w:cs="Arial"/>
+          <w:i/>
+          <w:sz w:val="28"/>
+          <w:szCs w:val="28"/>
+          <w:lang w:val="en-US"/>
+        </w:rPr>
+        <w:sym w:font="Wingdings 2" w:char="F052"/>
+      </w:r>
+      <w:r>
+        <w:rPr>
+          <w:rFonts w:ascii="Arial" w:hAnsi="Arial" w:cs="Arial"/>
+          <w:i/>
+          <w:sz w:val="28"/>
+          <w:szCs w:val="28"/>
+          <w:lang w:val="en-US"/>
+        </w:rPr>
+        <w:sym w:font="Wingdings 2" w:char="F052"/>
+      </w:r>
+      <w:r>
+        <w:rPr>
+          <w:rFonts w:ascii="Arial" w:hAnsi="Arial" w:cs="Arial"/>
+          <w:i/>
+          <w:sz w:val="28"/>
+          <w:szCs w:val="28"/>
+          <w:lang w:val="en-US"/>
+        </w:rPr>
+        <w:sym w:font="Wingdings 2" w:char="F052"/>
+      </w:r>
+      <w:r>
+        <w:rPr>
+          <w:rFonts w:ascii="Arial" w:hAnsi="Arial" w:cs="Arial"/>
+          <w:i/>
+          <w:sz w:val="28"/>
+          <w:szCs w:val="28"/>
+          <w:lang w:val="en-US"/>
+        </w:rPr>
+        <w:sym w:font="Wingdings 2" w:char="F052"/>
+      </w:r>
+      <w:r>
+        <w:rPr>
+          <w:rFonts w:ascii="Arial" w:hAnsi="Arial" w:cs="Arial"/>
+          <w:i/>
+          <w:sz w:val="28"/>
+          <w:szCs w:val="28"/>
+          <w:lang w:val="en-US"/>
+        </w:rPr>
+        <w:sym w:font="Wingdings 2" w:char="F052"/>
+      </w:r>
+      <w:r>
+        <w:rPr>
+          <w:rFonts w:ascii="Arial" w:hAnsi="Arial" w:cs="Arial"/>
+          <w:i/>
+          <w:sz w:val="28"/>
+          <w:szCs w:val="28"/>
+          <w:lang w:val="en-US"/>
+        </w:rPr>
+        <w:sym w:font="Wingdings 2" w:char="F052"/>
+      </w:r>
+      <w:r>
+        <w:rPr>
+          <w:rFonts w:ascii="Arial" w:hAnsi="Arial" w:cs="Arial"/>
+          <w:i/>
+          <w:sz w:val="28"/>
+          <w:szCs w:val="28"/>
+          <w:lang w:val="en-US"/>
+        </w:rPr>
+        <w:sym w:font="Wingdings 2" w:char="F052"/>
+      </w:r>
+      <w:r>
+        <w:rPr>
+          <w:rFonts w:ascii="Arial" w:hAnsi="Arial" w:cs="Arial"/>
+          <w:i/>
+          <w:sz w:val="28"/>
+          <w:szCs w:val="28"/>
+          <w:lang w:val="en-US"/>
+        </w:rPr>
+        <w:sym w:font="Wingdings 2" w:char="F052"/>
+      </w:r>
+      <w:r>
+        <w:rPr>
+          <w:rFonts w:ascii="Arial" w:hAnsi="Arial" w:cs="Arial"/>
+          <w:i/>
+          <w:sz w:val="28"/>
+          <w:szCs w:val="28"/>
+          <w:lang w:val="en-US"/>
+        </w:rPr>
+        <w:sym w:font="Wingdings 2" w:char="F052"/>
+      </w:r>
+      <w:r>
+        <w:rPr>
+          <w:rFonts w:ascii="Arial" w:hAnsi="Arial" w:cs="Arial"/>
+          <w:i/>
+          <w:sz w:val="28"/>
+          <w:szCs w:val="28"/>
+          <w:lang w:val="en-US"/>
+        </w:rPr>
+        <w:sym w:font="Wingdings 2" w:char="F052"/>
+      </w:r>
+      <w:r>
+        <w:rPr>
+          <w:rFonts w:ascii="Arial" w:hAnsi="Arial" w:cs="Arial"/>
+          <w:i/>
+          <w:sz w:val="28"/>
+          <w:szCs w:val="28"/>
+          <w:lang w:val="en-US"/>
+        </w:rPr>
+        <w:sym w:font="Wingdings 2" w:char="F052"/>
+      </w:r>
+      <w:r>
+        <w:rPr>
+          <w:rFonts w:ascii="Arial" w:hAnsi="Arial" w:cs="Arial"/>
+          <w:i/>
+          <w:sz w:val="28"/>
+          <w:szCs w:val="28"/>
+          <w:lang w:val="en-US"/>
+        </w:rPr>
+        <w:sym w:font="Wingdings 2" w:char="F052"/>
+      </w:r>
+      <w:r>
+        <w:rPr>
+          <w:rFonts w:ascii="Arial" w:hAnsi="Arial" w:cs="Arial"/>
+          <w:i/>
+          <w:sz w:val="28"/>
+          <w:szCs w:val="28"/>
+          <w:lang w:val="en-US"/>
+        </w:rPr>
+        <w:sym w:font="Wingdings 2" w:char="F052"/>
+      </w:r>
+      <w:r>
+        <w:rPr>
+          <w:rFonts w:ascii="Arial" w:hAnsi="Arial" w:cs="Arial"/>
+          <w:i/>
+          <w:sz w:val="28"/>
+          <w:szCs w:val="28"/>
+          <w:lang w:val="en-US"/>
+        </w:rPr>
+        <w:sym w:font="Wingdings 2" w:char="F052"/>
+      </w:r>
+      <w:r>
+        <w:rPr>
+          <w:rFonts w:ascii="Arial" w:hAnsi="Arial" w:cs="Arial"/>
+          <w:i/>
+          <w:sz w:val="28"/>
+          <w:szCs w:val="28"/>
+          <w:lang w:val="en-US"/>
+        </w:rPr>
+        <w:sym w:font="Wingdings 2" w:char="F052"/>
+      </w:r>
+      <w:r>
+        <w:rPr>
+          <w:rFonts w:ascii="Arial" w:hAnsi="Arial" w:cs="Arial"/>
+          <w:i/>
+          <w:sz w:val="28"/>
+          <w:szCs w:val="28"/>
+          <w:lang w:val="en-US"/>
+        </w:rPr>
+        <w:sym w:font="Wingdings 2" w:char="F052"/>
+      </w:r>
+      <w:r>
+        <w:rPr>
+          <w:rFonts w:ascii="Arial" w:hAnsi="Arial" w:cs="Arial"/>
+          <w:i/>
+          <w:sz w:val="28"/>
+          <w:szCs w:val="28"/>
+          <w:lang w:val="en-US"/>
+        </w:rPr>
+        <w:sym w:font="Wingdings 2" w:char="F052"/>
+      </w:r>
+      <w:r>
+        <w:rPr>
+          <w:rFonts w:ascii="Arial" w:hAnsi="Arial" w:cs="Arial"/>
+          <w:i/>
+          <w:sz w:val="28"/>
+          <w:szCs w:val="28"/>
+          <w:lang w:val="en-US"/>
+        </w:rPr>
+        <w:sym w:font="Wingdings 2" w:char="F052"/>
+      </w:r>
+      <w:r>
+        <w:rPr>
+          <w:rFonts w:ascii="Arial" w:hAnsi="Arial" w:cs="Arial"/>
+          <w:i/>
+          <w:sz w:val="28"/>
+          <w:szCs w:val="28"/>
+          <w:lang w:val="en-US"/>
+        </w:rPr>
+        <w:sym w:font="Wingdings 2" w:char="F052"/>
+      </w:r>
+      <w:r>
+        <w:rPr>
+          <w:rFonts w:ascii="Arial" w:hAnsi="Arial" w:cs="Arial"/>
+          <w:i/>
+          <w:sz w:val="28"/>
+          <w:szCs w:val="28"/>
+          <w:lang w:val="en-US"/>
+        </w:rPr>
+        <w:sym w:font="Wingdings 2" w:char="F052"/>
+      </w:r>
+      <w:r>
+        <w:rPr>
+          <w:rFonts w:ascii="Arial" w:hAnsi="Arial" w:cs="Arial"/>
+          <w:i/>
+          <w:sz w:val="28"/>
+          <w:szCs w:val="28"/>
+          <w:lang w:val="en-US"/>
+        </w:rPr>
+        <w:sym w:font="Wingdings 2" w:char="F052"/>
+      </w:r>
+      <w:r>
+        <w:rPr>
+          <w:rFonts w:ascii="Arial" w:hAnsi="Arial" w:cs="Arial"/>
+          <w:i/>
+          <w:sz w:val="28"/>
+          <w:szCs w:val="28"/>
+          <w:lang w:val="en-US"/>
+        </w:rPr>
+        <w:sym w:font="Wingdings 2" w:char="F052"/>
+      </w:r>
+      <w:r>
+        <w:rPr>
+          <w:rFonts w:ascii="Arial" w:hAnsi="Arial" w:cs="Arial"/>
+          <w:i/>
+          <w:sz w:val="28"/>
+          <w:szCs w:val="28"/>
+          <w:lang w:val="en-US"/>
+        </w:rPr>
+        <w:sym w:font="Wingdings 2" w:char="F052"/>
+      </w:r>
+      <w:r>
+        <w:rPr>
+          <w:rFonts w:ascii="Arial" w:hAnsi="Arial" w:cs="Arial"/>
+          <w:i/>
+          <w:sz w:val="28"/>
+          <w:szCs w:val="28"/>
+          <w:lang w:val="en-US"/>
+        </w:rPr>
+        <w:sym w:font="Wingdings 2" w:char="F052"/>
+      </w:r>
+      <w:r>
+        <w:rPr>
+          <w:rFonts w:ascii="Arial" w:hAnsi="Arial" w:cs="Arial"/>
+          <w:i/>
+          <w:sz w:val="28"/>
+          <w:szCs w:val="28"/>
+          <w:lang w:val="en-US"/>
+        </w:rPr>
+        <w:sym w:font="Wingdings 2" w:char="F052"/>
+      </w:r>
+      <w:r>
+        <w:rPr>
+          <w:rFonts w:ascii="Arial" w:hAnsi="Arial" w:cs="Arial"/>
+          <w:i/>
+          <w:sz w:val="28"/>
+          <w:szCs w:val="28"/>
+          <w:lang w:val="en-US"/>
+        </w:rPr>
+        <w:sym w:font="Wingdings 2" w:char="F052"/>
+      </w:r>
+      <w:r>
+        <w:rPr>
+          <w:rFonts w:ascii="Arial" w:hAnsi="Arial" w:cs="Arial"/>
+          <w:i/>
+          <w:sz w:val="28"/>
+          <w:szCs w:val="28"/>
+          <w:lang w:val="en-US"/>
+        </w:rPr>
+        <w:sym w:font="Wingdings 2" w:char="F052"/>
+      </w:r>
+      <w:r>
+        <w:rPr>
+          <w:rFonts w:ascii="Arial" w:hAnsi="Arial" w:cs="Arial"/>
+          <w:i/>
+          <w:sz w:val="28"/>
+          <w:szCs w:val="28"/>
+          <w:lang w:val="en-US"/>
+        </w:rPr>
+        <w:sym w:font="Wingdings 2" w:char="F052"/>
+      </w:r>
+      <w:r>
+        <w:rPr>
+          <w:rFonts w:ascii="Arial" w:hAnsi="Arial" w:cs="Arial"/>
+          <w:i/>
+          <w:sz w:val="28"/>
+          <w:szCs w:val="28"/>
+          <w:lang w:val="en-US"/>
+        </w:rPr>
+        <w:sym w:font="Wingdings 2" w:char="F052"/>
+      </w:r>
+      <w:r>
+        <w:rPr>
+          <w:rFonts w:ascii="Arial" w:hAnsi="Arial" w:cs="Arial"/>
+          <w:i/>
+          <w:sz w:val="28"/>
+          <w:szCs w:val="28"/>
+          <w:lang w:val="en-US"/>
+        </w:rPr>
+        <w:sym w:font="Wingdings 2" w:char="F052"/>
+      </w:r>
+      <w:r>
+        <w:rPr>
+          <w:rFonts w:ascii="Arial" w:hAnsi="Arial" w:cs="Arial"/>
+          <w:i/>
+          <w:sz w:val="28"/>
+          <w:szCs w:val="28"/>
+          <w:lang w:val="en-US"/>
+        </w:rPr>
+        <w:sym w:font="Wingdings 2" w:char="F052"/>
+      </w:r>
+      <w:r>
+        <w:rPr>
+          <w:rFonts w:ascii="Arial" w:hAnsi="Arial" w:cs="Arial"/>
+          <w:i/>
+          <w:sz w:val="28"/>
+          <w:szCs w:val="28"/>
+          <w:lang w:val="en-US"/>
+        </w:rPr>
+        <w:sym w:font="Wingdings 2" w:char="F052"/>
+      </w:r>
     </w:p>
     <w:p>
       <w:pPr>
@@ -855,6 +2077,386 @@
         </w:rPr>
         <w:t>Гейты</w:t>
       </w:r>
+      <w:r>
+        <w:rPr>
+          <w:rFonts w:ascii="Arial" w:hAnsi="Arial" w:cs="Arial"/>
+          <w:i/>
+          <w:sz w:val="28"/>
+          <w:szCs w:val="28"/>
+          <w:lang w:val="en-US"/>
+        </w:rPr>
+        <w:sym w:font="Wingdings 2" w:char="F052"/>
+      </w:r>
+      <w:r>
+        <w:rPr>
+          <w:rFonts w:ascii="Arial" w:hAnsi="Arial" w:cs="Arial"/>
+          <w:i/>
+          <w:sz w:val="28"/>
+          <w:szCs w:val="28"/>
+          <w:lang w:val="en-US"/>
+        </w:rPr>
+        <w:sym w:font="Wingdings 2" w:char="F052"/>
+      </w:r>
+      <w:r>
+        <w:rPr>
+          <w:rFonts w:ascii="Arial" w:hAnsi="Arial" w:cs="Arial"/>
+          <w:i/>
+          <w:sz w:val="28"/>
+          <w:szCs w:val="28"/>
+          <w:lang w:val="en-US"/>
+        </w:rPr>
+        <w:sym w:font="Wingdings 2" w:char="F052"/>
+      </w:r>
+      <w:r>
+        <w:rPr>
+          <w:rFonts w:ascii="Arial" w:hAnsi="Arial" w:cs="Arial"/>
+          <w:i/>
+          <w:sz w:val="28"/>
+          <w:szCs w:val="28"/>
+          <w:lang w:val="en-US"/>
+        </w:rPr>
+        <w:sym w:font="Wingdings 2" w:char="F052"/>
+      </w:r>
+      <w:r>
+        <w:rPr>
+          <w:rFonts w:ascii="Arial" w:hAnsi="Arial" w:cs="Arial"/>
+          <w:i/>
+          <w:sz w:val="28"/>
+          <w:szCs w:val="28"/>
+          <w:lang w:val="en-US"/>
+        </w:rPr>
+        <w:sym w:font="Wingdings 2" w:char="F052"/>
+      </w:r>
+      <w:r>
+        <w:rPr>
+          <w:rFonts w:ascii="Arial" w:hAnsi="Arial" w:cs="Arial"/>
+          <w:i/>
+          <w:sz w:val="28"/>
+          <w:szCs w:val="28"/>
+          <w:lang w:val="en-US"/>
+        </w:rPr>
+        <w:sym w:font="Wingdings 2" w:char="F052"/>
+      </w:r>
+      <w:r>
+        <w:rPr>
+          <w:rFonts w:ascii="Arial" w:hAnsi="Arial" w:cs="Arial"/>
+          <w:i/>
+          <w:sz w:val="28"/>
+          <w:szCs w:val="28"/>
+          <w:lang w:val="en-US"/>
+        </w:rPr>
+        <w:sym w:font="Wingdings 2" w:char="F052"/>
+      </w:r>
+      <w:r>
+        <w:rPr>
+          <w:rFonts w:ascii="Arial" w:hAnsi="Arial" w:cs="Arial"/>
+          <w:i/>
+          <w:sz w:val="28"/>
+          <w:szCs w:val="28"/>
+          <w:lang w:val="en-US"/>
+        </w:rPr>
+        <w:sym w:font="Wingdings 2" w:char="F052"/>
+      </w:r>
+      <w:r>
+        <w:rPr>
+          <w:rFonts w:ascii="Arial" w:hAnsi="Arial" w:cs="Arial"/>
+          <w:i/>
+          <w:sz w:val="28"/>
+          <w:szCs w:val="28"/>
+          <w:lang w:val="en-US"/>
+        </w:rPr>
+        <w:sym w:font="Wingdings 2" w:char="F052"/>
+      </w:r>
+      <w:r>
+        <w:rPr>
+          <w:rFonts w:ascii="Arial" w:hAnsi="Arial" w:cs="Arial"/>
+          <w:i/>
+          <w:sz w:val="28"/>
+          <w:szCs w:val="28"/>
+          <w:lang w:val="en-US"/>
+        </w:rPr>
+        <w:sym w:font="Wingdings 2" w:char="F052"/>
+      </w:r>
+      <w:r>
+        <w:rPr>
+          <w:rFonts w:ascii="Arial" w:hAnsi="Arial" w:cs="Arial"/>
+          <w:i/>
+          <w:sz w:val="28"/>
+          <w:szCs w:val="28"/>
+          <w:lang w:val="en-US"/>
+        </w:rPr>
+        <w:sym w:font="Wingdings 2" w:char="F052"/>
+      </w:r>
+      <w:r>
+        <w:rPr>
+          <w:rFonts w:ascii="Arial" w:hAnsi="Arial" w:cs="Arial"/>
+          <w:i/>
+          <w:sz w:val="28"/>
+          <w:szCs w:val="28"/>
+          <w:lang w:val="en-US"/>
+        </w:rPr>
+        <w:sym w:font="Wingdings 2" w:char="F052"/>
+      </w:r>
+      <w:r>
+        <w:rPr>
+          <w:rFonts w:ascii="Arial" w:hAnsi="Arial" w:cs="Arial"/>
+          <w:i/>
+          <w:sz w:val="28"/>
+          <w:szCs w:val="28"/>
+          <w:lang w:val="en-US"/>
+        </w:rPr>
+        <w:sym w:font="Wingdings 2" w:char="F052"/>
+      </w:r>
+      <w:r>
+        <w:rPr>
+          <w:rFonts w:ascii="Arial" w:hAnsi="Arial" w:cs="Arial"/>
+          <w:i/>
+          <w:sz w:val="28"/>
+          <w:szCs w:val="28"/>
+          <w:lang w:val="en-US"/>
+        </w:rPr>
+        <w:sym w:font="Wingdings 2" w:char="F052"/>
+      </w:r>
+      <w:r>
+        <w:rPr>
+          <w:rFonts w:ascii="Arial" w:hAnsi="Arial" w:cs="Arial"/>
+          <w:i/>
+          <w:sz w:val="28"/>
+          <w:szCs w:val="28"/>
+          <w:lang w:val="en-US"/>
+        </w:rPr>
+        <w:sym w:font="Wingdings 2" w:char="F052"/>
+      </w:r>
+      <w:r>
+        <w:rPr>
+          <w:rFonts w:ascii="Arial" w:hAnsi="Arial" w:cs="Arial"/>
+          <w:i/>
+          <w:sz w:val="28"/>
+          <w:szCs w:val="28"/>
+          <w:lang w:val="en-US"/>
+        </w:rPr>
+        <w:sym w:font="Wingdings 2" w:char="F052"/>
+      </w:r>
+      <w:r>
+        <w:rPr>
+          <w:rFonts w:ascii="Arial" w:hAnsi="Arial" w:cs="Arial"/>
+          <w:i/>
+          <w:sz w:val="28"/>
+          <w:szCs w:val="28"/>
+          <w:lang w:val="en-US"/>
+        </w:rPr>
+        <w:sym w:font="Wingdings 2" w:char="F052"/>
+      </w:r>
+      <w:r>
+        <w:rPr>
+          <w:rFonts w:ascii="Arial" w:hAnsi="Arial" w:cs="Arial"/>
+          <w:i/>
+          <w:sz w:val="28"/>
+          <w:szCs w:val="28"/>
+          <w:lang w:val="en-US"/>
+        </w:rPr>
+        <w:sym w:font="Wingdings 2" w:char="F052"/>
+      </w:r>
+      <w:r>
+        <w:rPr>
+          <w:rFonts w:ascii="Arial" w:hAnsi="Arial" w:cs="Arial"/>
+          <w:i/>
+          <w:sz w:val="28"/>
+          <w:szCs w:val="28"/>
+          <w:lang w:val="en-US"/>
+        </w:rPr>
+        <w:sym w:font="Wingdings 2" w:char="F052"/>
+      </w:r>
+      <w:r>
+        <w:rPr>
+          <w:rFonts w:ascii="Arial" w:hAnsi="Arial" w:cs="Arial"/>
+          <w:i/>
+          <w:sz w:val="28"/>
+          <w:szCs w:val="28"/>
+          <w:lang w:val="en-US"/>
+        </w:rPr>
+        <w:sym w:font="Wingdings 2" w:char="F052"/>
+      </w:r>
+      <w:r>
+        <w:rPr>
+          <w:rFonts w:ascii="Arial" w:hAnsi="Arial" w:cs="Arial"/>
+          <w:i/>
+          <w:sz w:val="28"/>
+          <w:szCs w:val="28"/>
+          <w:lang w:val="en-US"/>
+        </w:rPr>
+        <w:sym w:font="Wingdings 2" w:char="F052"/>
+      </w:r>
+      <w:r>
+        <w:rPr>
+          <w:rFonts w:ascii="Arial" w:hAnsi="Arial" w:cs="Arial"/>
+          <w:i/>
+          <w:sz w:val="28"/>
+          <w:szCs w:val="28"/>
+          <w:lang w:val="en-US"/>
+        </w:rPr>
+        <w:sym w:font="Wingdings 2" w:char="F052"/>
+      </w:r>
+      <w:r>
+        <w:rPr>
+          <w:rFonts w:ascii="Arial" w:hAnsi="Arial" w:cs="Arial"/>
+          <w:i/>
+          <w:sz w:val="28"/>
+          <w:szCs w:val="28"/>
+          <w:lang w:val="en-US"/>
+        </w:rPr>
+        <w:sym w:font="Wingdings 2" w:char="F052"/>
+      </w:r>
+      <w:r>
+        <w:rPr>
+          <w:rFonts w:ascii="Arial" w:hAnsi="Arial" w:cs="Arial"/>
+          <w:i/>
+          <w:sz w:val="28"/>
+          <w:szCs w:val="28"/>
+          <w:lang w:val="en-US"/>
+        </w:rPr>
+        <w:sym w:font="Wingdings 2" w:char="F052"/>
+      </w:r>
+      <w:r>
+        <w:rPr>
+          <w:rFonts w:ascii="Arial" w:hAnsi="Arial" w:cs="Arial"/>
+          <w:i/>
+          <w:sz w:val="28"/>
+          <w:szCs w:val="28"/>
+          <w:lang w:val="en-US"/>
+        </w:rPr>
+        <w:sym w:font="Wingdings 2" w:char="F052"/>
+      </w:r>
+      <w:r>
+        <w:rPr>
+          <w:rFonts w:ascii="Arial" w:hAnsi="Arial" w:cs="Arial"/>
+          <w:i/>
+          <w:sz w:val="28"/>
+          <w:szCs w:val="28"/>
+          <w:lang w:val="en-US"/>
+        </w:rPr>
+        <w:sym w:font="Wingdings 2" w:char="F052"/>
+      </w:r>
+      <w:r>
+        <w:rPr>
+          <w:rFonts w:ascii="Arial" w:hAnsi="Arial" w:cs="Arial"/>
+          <w:i/>
+          <w:sz w:val="28"/>
+          <w:szCs w:val="28"/>
+          <w:lang w:val="en-US"/>
+        </w:rPr>
+        <w:sym w:font="Wingdings 2" w:char="F052"/>
+      </w:r>
+      <w:r>
+        <w:rPr>
+          <w:rFonts w:ascii="Arial" w:hAnsi="Arial" w:cs="Arial"/>
+          <w:i/>
+          <w:sz w:val="28"/>
+          <w:szCs w:val="28"/>
+          <w:lang w:val="en-US"/>
+        </w:rPr>
+        <w:sym w:font="Wingdings 2" w:char="F052"/>
+      </w:r>
+      <w:r>
+        <w:rPr>
+          <w:rFonts w:ascii="Arial" w:hAnsi="Arial" w:cs="Arial"/>
+          <w:i/>
+          <w:sz w:val="28"/>
+          <w:szCs w:val="28"/>
+          <w:lang w:val="en-US"/>
+        </w:rPr>
+        <w:sym w:font="Wingdings 2" w:char="F052"/>
+      </w:r>
+      <w:r>
+        <w:rPr>
+          <w:rFonts w:ascii="Arial" w:hAnsi="Arial" w:cs="Arial"/>
+          <w:i/>
+          <w:sz w:val="28"/>
+          <w:szCs w:val="28"/>
+          <w:lang w:val="en-US"/>
+        </w:rPr>
+        <w:sym w:font="Wingdings 2" w:char="F052"/>
+      </w:r>
+      <w:r>
+        <w:rPr>
+          <w:rFonts w:ascii="Arial" w:hAnsi="Arial" w:cs="Arial"/>
+          <w:i/>
+          <w:sz w:val="28"/>
+          <w:szCs w:val="28"/>
+          <w:lang w:val="en-US"/>
+        </w:rPr>
+        <w:sym w:font="Wingdings 2" w:char="F052"/>
+      </w:r>
+      <w:r>
+        <w:rPr>
+          <w:rFonts w:ascii="Arial" w:hAnsi="Arial" w:cs="Arial"/>
+          <w:i/>
+          <w:sz w:val="28"/>
+          <w:szCs w:val="28"/>
+          <w:lang w:val="en-US"/>
+        </w:rPr>
+        <w:sym w:font="Wingdings 2" w:char="F052"/>
+      </w:r>
+      <w:r>
+        <w:rPr>
+          <w:rFonts w:ascii="Arial" w:hAnsi="Arial" w:cs="Arial"/>
+          <w:i/>
+          <w:sz w:val="28"/>
+          <w:szCs w:val="28"/>
+          <w:lang w:val="en-US"/>
+        </w:rPr>
+        <w:sym w:font="Wingdings 2" w:char="F052"/>
+      </w:r>
+      <w:r>
+        <w:rPr>
+          <w:rFonts w:ascii="Arial" w:hAnsi="Arial" w:cs="Arial"/>
+          <w:i/>
+          <w:sz w:val="28"/>
+          <w:szCs w:val="28"/>
+          <w:lang w:val="en-US"/>
+        </w:rPr>
+        <w:sym w:font="Wingdings 2" w:char="F052"/>
+      </w:r>
+      <w:r>
+        <w:rPr>
+          <w:rFonts w:ascii="Arial" w:hAnsi="Arial" w:cs="Arial"/>
+          <w:i/>
+          <w:sz w:val="28"/>
+          <w:szCs w:val="28"/>
+          <w:lang w:val="en-US"/>
+        </w:rPr>
+        <w:sym w:font="Wingdings 2" w:char="F052"/>
+      </w:r>
+      <w:r>
+        <w:rPr>
+          <w:rFonts w:ascii="Arial" w:hAnsi="Arial" w:cs="Arial"/>
+          <w:i/>
+          <w:sz w:val="28"/>
+          <w:szCs w:val="28"/>
+          <w:lang w:val="en-US"/>
+        </w:rPr>
+        <w:sym w:font="Wingdings 2" w:char="F052"/>
+      </w:r>
+      <w:r>
+        <w:rPr>
+          <w:rFonts w:ascii="Arial" w:hAnsi="Arial" w:cs="Arial"/>
+          <w:i/>
+          <w:sz w:val="28"/>
+          <w:szCs w:val="28"/>
+          <w:lang w:val="en-US"/>
+        </w:rPr>
+        <w:sym w:font="Wingdings 2" w:char="F052"/>
+      </w:r>
+      <w:r>
+        <w:rPr>
+          <w:rFonts w:ascii="Arial" w:hAnsi="Arial" w:cs="Arial"/>
+          <w:i/>
+          <w:sz w:val="28"/>
+          <w:szCs w:val="28"/>
+          <w:lang w:val="en-US"/>
+        </w:rPr>
+        <w:sym w:font="Wingdings 2" w:char="F052"/>
+      </w:r>
     </w:p>
     <w:p>
       <w:pPr>
@@ -995,6 +2597,386 @@
           <w:i/>
         </w:rPr>
         <w:t>Кирпичи</w:t>
+      </w:r>
+      <w:r>
+        <w:rPr>
+          <w:rFonts w:ascii="Arial" w:hAnsi="Arial" w:cs="Arial"/>
+          <w:i/>
+          <w:sz w:val="28"/>
+          <w:szCs w:val="28"/>
+          <w:lang w:val="en-US"/>
+        </w:rPr>
+        <w:sym w:font="Wingdings 2" w:char="F052"/>
+      </w:r>
+      <w:r>
+        <w:rPr>
+          <w:rFonts w:ascii="Arial" w:hAnsi="Arial" w:cs="Arial"/>
+          <w:i/>
+          <w:sz w:val="28"/>
+          <w:szCs w:val="28"/>
+          <w:lang w:val="en-US"/>
+        </w:rPr>
+        <w:sym w:font="Wingdings 2" w:char="F052"/>
+      </w:r>
+      <w:r>
+        <w:rPr>
+          <w:rFonts w:ascii="Arial" w:hAnsi="Arial" w:cs="Arial"/>
+          <w:i/>
+          <w:sz w:val="28"/>
+          <w:szCs w:val="28"/>
+          <w:lang w:val="en-US"/>
+        </w:rPr>
+        <w:sym w:font="Wingdings 2" w:char="F052"/>
+      </w:r>
+      <w:r>
+        <w:rPr>
+          <w:rFonts w:ascii="Arial" w:hAnsi="Arial" w:cs="Arial"/>
+          <w:i/>
+          <w:sz w:val="28"/>
+          <w:szCs w:val="28"/>
+          <w:lang w:val="en-US"/>
+        </w:rPr>
+        <w:sym w:font="Wingdings 2" w:char="F052"/>
+      </w:r>
+      <w:r>
+        <w:rPr>
+          <w:rFonts w:ascii="Arial" w:hAnsi="Arial" w:cs="Arial"/>
+          <w:i/>
+          <w:sz w:val="28"/>
+          <w:szCs w:val="28"/>
+          <w:lang w:val="en-US"/>
+        </w:rPr>
+        <w:sym w:font="Wingdings 2" w:char="F052"/>
+      </w:r>
+      <w:r>
+        <w:rPr>
+          <w:rFonts w:ascii="Arial" w:hAnsi="Arial" w:cs="Arial"/>
+          <w:i/>
+          <w:sz w:val="28"/>
+          <w:szCs w:val="28"/>
+          <w:lang w:val="en-US"/>
+        </w:rPr>
+        <w:sym w:font="Wingdings 2" w:char="F052"/>
+      </w:r>
+      <w:r>
+        <w:rPr>
+          <w:rFonts w:ascii="Arial" w:hAnsi="Arial" w:cs="Arial"/>
+          <w:i/>
+          <w:sz w:val="28"/>
+          <w:szCs w:val="28"/>
+          <w:lang w:val="en-US"/>
+        </w:rPr>
+        <w:sym w:font="Wingdings 2" w:char="F052"/>
+      </w:r>
+      <w:r>
+        <w:rPr>
+          <w:rFonts w:ascii="Arial" w:hAnsi="Arial" w:cs="Arial"/>
+          <w:i/>
+          <w:sz w:val="28"/>
+          <w:szCs w:val="28"/>
+          <w:lang w:val="en-US"/>
+        </w:rPr>
+        <w:sym w:font="Wingdings 2" w:char="F052"/>
+      </w:r>
+      <w:r>
+        <w:rPr>
+          <w:rFonts w:ascii="Arial" w:hAnsi="Arial" w:cs="Arial"/>
+          <w:i/>
+          <w:sz w:val="28"/>
+          <w:szCs w:val="28"/>
+          <w:lang w:val="en-US"/>
+        </w:rPr>
+        <w:sym w:font="Wingdings 2" w:char="F052"/>
+      </w:r>
+      <w:r>
+        <w:rPr>
+          <w:rFonts w:ascii="Arial" w:hAnsi="Arial" w:cs="Arial"/>
+          <w:i/>
+          <w:sz w:val="28"/>
+          <w:szCs w:val="28"/>
+          <w:lang w:val="en-US"/>
+        </w:rPr>
+        <w:sym w:font="Wingdings 2" w:char="F052"/>
+      </w:r>
+      <w:r>
+        <w:rPr>
+          <w:rFonts w:ascii="Arial" w:hAnsi="Arial" w:cs="Arial"/>
+          <w:i/>
+          <w:sz w:val="28"/>
+          <w:szCs w:val="28"/>
+          <w:lang w:val="en-US"/>
+        </w:rPr>
+        <w:sym w:font="Wingdings 2" w:char="F052"/>
+      </w:r>
+      <w:r>
+        <w:rPr>
+          <w:rFonts w:ascii="Arial" w:hAnsi="Arial" w:cs="Arial"/>
+          <w:i/>
+          <w:sz w:val="28"/>
+          <w:szCs w:val="28"/>
+          <w:lang w:val="en-US"/>
+        </w:rPr>
+        <w:sym w:font="Wingdings 2" w:char="F052"/>
+      </w:r>
+      <w:r>
+        <w:rPr>
+          <w:rFonts w:ascii="Arial" w:hAnsi="Arial" w:cs="Arial"/>
+          <w:i/>
+          <w:sz w:val="28"/>
+          <w:szCs w:val="28"/>
+          <w:lang w:val="en-US"/>
+        </w:rPr>
+        <w:sym w:font="Wingdings 2" w:char="F052"/>
+      </w:r>
+      <w:r>
+        <w:rPr>
+          <w:rFonts w:ascii="Arial" w:hAnsi="Arial" w:cs="Arial"/>
+          <w:i/>
+          <w:sz w:val="28"/>
+          <w:szCs w:val="28"/>
+          <w:lang w:val="en-US"/>
+        </w:rPr>
+        <w:sym w:font="Wingdings 2" w:char="F052"/>
+      </w:r>
+      <w:r>
+        <w:rPr>
+          <w:rFonts w:ascii="Arial" w:hAnsi="Arial" w:cs="Arial"/>
+          <w:i/>
+          <w:sz w:val="28"/>
+          <w:szCs w:val="28"/>
+          <w:lang w:val="en-US"/>
+        </w:rPr>
+        <w:sym w:font="Wingdings 2" w:char="F052"/>
+      </w:r>
+      <w:r>
+        <w:rPr>
+          <w:rFonts w:ascii="Arial" w:hAnsi="Arial" w:cs="Arial"/>
+          <w:i/>
+          <w:sz w:val="28"/>
+          <w:szCs w:val="28"/>
+          <w:lang w:val="en-US"/>
+        </w:rPr>
+        <w:sym w:font="Wingdings 2" w:char="F052"/>
+      </w:r>
+      <w:r>
+        <w:rPr>
+          <w:rFonts w:ascii="Arial" w:hAnsi="Arial" w:cs="Arial"/>
+          <w:i/>
+          <w:sz w:val="28"/>
+          <w:szCs w:val="28"/>
+          <w:lang w:val="en-US"/>
+        </w:rPr>
+        <w:sym w:font="Wingdings 2" w:char="F052"/>
+      </w:r>
+      <w:r>
+        <w:rPr>
+          <w:rFonts w:ascii="Arial" w:hAnsi="Arial" w:cs="Arial"/>
+          <w:i/>
+          <w:sz w:val="28"/>
+          <w:szCs w:val="28"/>
+          <w:lang w:val="en-US"/>
+        </w:rPr>
+        <w:sym w:font="Wingdings 2" w:char="F052"/>
+      </w:r>
+      <w:r>
+        <w:rPr>
+          <w:rFonts w:ascii="Arial" w:hAnsi="Arial" w:cs="Arial"/>
+          <w:i/>
+          <w:sz w:val="28"/>
+          <w:szCs w:val="28"/>
+          <w:lang w:val="en-US"/>
+        </w:rPr>
+        <w:sym w:font="Wingdings 2" w:char="F052"/>
+      </w:r>
+      <w:r>
+        <w:rPr>
+          <w:rFonts w:ascii="Arial" w:hAnsi="Arial" w:cs="Arial"/>
+          <w:i/>
+          <w:sz w:val="28"/>
+          <w:szCs w:val="28"/>
+          <w:lang w:val="en-US"/>
+        </w:rPr>
+        <w:sym w:font="Wingdings 2" w:char="F052"/>
+      </w:r>
+      <w:r>
+        <w:rPr>
+          <w:rFonts w:ascii="Arial" w:hAnsi="Arial" w:cs="Arial"/>
+          <w:i/>
+          <w:sz w:val="28"/>
+          <w:szCs w:val="28"/>
+          <w:lang w:val="en-US"/>
+        </w:rPr>
+        <w:sym w:font="Wingdings 2" w:char="F052"/>
+      </w:r>
+      <w:r>
+        <w:rPr>
+          <w:rFonts w:ascii="Arial" w:hAnsi="Arial" w:cs="Arial"/>
+          <w:i/>
+          <w:sz w:val="28"/>
+          <w:szCs w:val="28"/>
+          <w:lang w:val="en-US"/>
+        </w:rPr>
+        <w:sym w:font="Wingdings 2" w:char="F052"/>
+      </w:r>
+      <w:r>
+        <w:rPr>
+          <w:rFonts w:ascii="Arial" w:hAnsi="Arial" w:cs="Arial"/>
+          <w:i/>
+          <w:sz w:val="28"/>
+          <w:szCs w:val="28"/>
+          <w:lang w:val="en-US"/>
+        </w:rPr>
+        <w:sym w:font="Wingdings 2" w:char="F052"/>
+      </w:r>
+      <w:r>
+        <w:rPr>
+          <w:rFonts w:ascii="Arial" w:hAnsi="Arial" w:cs="Arial"/>
+          <w:i/>
+          <w:sz w:val="28"/>
+          <w:szCs w:val="28"/>
+          <w:lang w:val="en-US"/>
+        </w:rPr>
+        <w:sym w:font="Wingdings 2" w:char="F052"/>
+      </w:r>
+      <w:r>
+        <w:rPr>
+          <w:rFonts w:ascii="Arial" w:hAnsi="Arial" w:cs="Arial"/>
+          <w:i/>
+          <w:sz w:val="28"/>
+          <w:szCs w:val="28"/>
+          <w:lang w:val="en-US"/>
+        </w:rPr>
+        <w:sym w:font="Wingdings 2" w:char="F052"/>
+      </w:r>
+      <w:r>
+        <w:rPr>
+          <w:rFonts w:ascii="Arial" w:hAnsi="Arial" w:cs="Arial"/>
+          <w:i/>
+          <w:sz w:val="28"/>
+          <w:szCs w:val="28"/>
+          <w:lang w:val="en-US"/>
+        </w:rPr>
+        <w:sym w:font="Wingdings 2" w:char="F052"/>
+      </w:r>
+      <w:r>
+        <w:rPr>
+          <w:rFonts w:ascii="Arial" w:hAnsi="Arial" w:cs="Arial"/>
+          <w:i/>
+          <w:sz w:val="28"/>
+          <w:szCs w:val="28"/>
+          <w:lang w:val="en-US"/>
+        </w:rPr>
+        <w:sym w:font="Wingdings 2" w:char="F052"/>
+      </w:r>
+      <w:r>
+        <w:rPr>
+          <w:rFonts w:ascii="Arial" w:hAnsi="Arial" w:cs="Arial"/>
+          <w:i/>
+          <w:sz w:val="28"/>
+          <w:szCs w:val="28"/>
+          <w:lang w:val="en-US"/>
+        </w:rPr>
+        <w:sym w:font="Wingdings 2" w:char="F052"/>
+      </w:r>
+      <w:r>
+        <w:rPr>
+          <w:rFonts w:ascii="Arial" w:hAnsi="Arial" w:cs="Arial"/>
+          <w:i/>
+          <w:sz w:val="28"/>
+          <w:szCs w:val="28"/>
+          <w:lang w:val="en-US"/>
+        </w:rPr>
+        <w:sym w:font="Wingdings 2" w:char="F052"/>
+      </w:r>
+      <w:r>
+        <w:rPr>
+          <w:rFonts w:ascii="Arial" w:hAnsi="Arial" w:cs="Arial"/>
+          <w:i/>
+          <w:sz w:val="28"/>
+          <w:szCs w:val="28"/>
+          <w:lang w:val="en-US"/>
+        </w:rPr>
+        <w:sym w:font="Wingdings 2" w:char="F052"/>
+      </w:r>
+      <w:r>
+        <w:rPr>
+          <w:rFonts w:ascii="Arial" w:hAnsi="Arial" w:cs="Arial"/>
+          <w:i/>
+          <w:sz w:val="28"/>
+          <w:szCs w:val="28"/>
+          <w:lang w:val="en-US"/>
+        </w:rPr>
+        <w:sym w:font="Wingdings 2" w:char="F052"/>
+      </w:r>
+      <w:r>
+        <w:rPr>
+          <w:rFonts w:ascii="Arial" w:hAnsi="Arial" w:cs="Arial"/>
+          <w:i/>
+          <w:sz w:val="28"/>
+          <w:szCs w:val="28"/>
+          <w:lang w:val="en-US"/>
+        </w:rPr>
+        <w:sym w:font="Wingdings 2" w:char="F052"/>
+      </w:r>
+      <w:r>
+        <w:rPr>
+          <w:rFonts w:ascii="Arial" w:hAnsi="Arial" w:cs="Arial"/>
+          <w:i/>
+          <w:sz w:val="28"/>
+          <w:szCs w:val="28"/>
+          <w:lang w:val="en-US"/>
+        </w:rPr>
+        <w:sym w:font="Wingdings 2" w:char="F052"/>
+      </w:r>
+      <w:r>
+        <w:rPr>
+          <w:rFonts w:ascii="Arial" w:hAnsi="Arial" w:cs="Arial"/>
+          <w:i/>
+          <w:sz w:val="28"/>
+          <w:szCs w:val="28"/>
+          <w:lang w:val="en-US"/>
+        </w:rPr>
+        <w:sym w:font="Wingdings 2" w:char="F052"/>
+      </w:r>
+      <w:r>
+        <w:rPr>
+          <w:rFonts w:ascii="Arial" w:hAnsi="Arial" w:cs="Arial"/>
+          <w:i/>
+          <w:sz w:val="28"/>
+          <w:szCs w:val="28"/>
+          <w:lang w:val="en-US"/>
+        </w:rPr>
+        <w:sym w:font="Wingdings 2" w:char="F052"/>
+      </w:r>
+      <w:r>
+        <w:rPr>
+          <w:rFonts w:ascii="Arial" w:hAnsi="Arial" w:cs="Arial"/>
+          <w:i/>
+          <w:sz w:val="28"/>
+          <w:szCs w:val="28"/>
+          <w:lang w:val="en-US"/>
+        </w:rPr>
+        <w:sym w:font="Wingdings 2" w:char="F052"/>
+      </w:r>
+      <w:r>
+        <w:rPr>
+          <w:rFonts w:ascii="Arial" w:hAnsi="Arial" w:cs="Arial"/>
+          <w:i/>
+          <w:sz w:val="28"/>
+          <w:szCs w:val="28"/>
+          <w:lang w:val="en-US"/>
+        </w:rPr>
+        <w:sym w:font="Wingdings 2" w:char="F052"/>
+      </w:r>
+      <w:r>
+        <w:rPr>
+          <w:rFonts w:ascii="Arial" w:hAnsi="Arial" w:cs="Arial"/>
+          <w:i/>
+          <w:sz w:val="28"/>
+          <w:szCs w:val="28"/>
+          <w:lang w:val="en-US"/>
+        </w:rPr>
+        <w:sym w:font="Wingdings 2" w:char="F052"/>
       </w:r>
     </w:p>
     <w:p>
@@ -1525,8 +3507,327 @@
           <w:szCs w:val="26"/>
           <w:lang w:eastAsia="ru-RU"/>
         </w:rPr>
-        <w:lastRenderedPageBreak/>
         <w:t>Действия букв</w:t>
+      </w:r>
+      <w:r>
+        <w:rPr>
+          <w:rFonts w:ascii="Arial" w:hAnsi="Arial" w:cs="Arial"/>
+          <w:i/>
+          <w:sz w:val="28"/>
+          <w:szCs w:val="28"/>
+          <w:lang w:val="en-US"/>
+        </w:rPr>
+        <w:sym w:font="Wingdings 2" w:char="F052"/>
+      </w:r>
+      <w:r>
+        <w:rPr>
+          <w:rFonts w:ascii="Arial" w:hAnsi="Arial" w:cs="Arial"/>
+          <w:i/>
+          <w:sz w:val="28"/>
+          <w:szCs w:val="28"/>
+          <w:lang w:val="en-US"/>
+        </w:rPr>
+        <w:sym w:font="Wingdings 2" w:char="F052"/>
+      </w:r>
+      <w:r>
+        <w:rPr>
+          <w:rFonts w:ascii="Arial" w:hAnsi="Arial" w:cs="Arial"/>
+          <w:i/>
+          <w:sz w:val="28"/>
+          <w:szCs w:val="28"/>
+          <w:lang w:val="en-US"/>
+        </w:rPr>
+        <w:sym w:font="Wingdings 2" w:char="F052"/>
+      </w:r>
+      <w:r>
+        <w:rPr>
+          <w:rFonts w:ascii="Arial" w:hAnsi="Arial" w:cs="Arial"/>
+          <w:i/>
+          <w:sz w:val="28"/>
+          <w:szCs w:val="28"/>
+          <w:lang w:val="en-US"/>
+        </w:rPr>
+        <w:sym w:font="Wingdings 2" w:char="F052"/>
+      </w:r>
+      <w:r>
+        <w:rPr>
+          <w:rFonts w:ascii="Arial" w:hAnsi="Arial" w:cs="Arial"/>
+          <w:i/>
+          <w:sz w:val="28"/>
+          <w:szCs w:val="28"/>
+          <w:lang w:val="en-US"/>
+        </w:rPr>
+        <w:sym w:font="Wingdings 2" w:char="F052"/>
+      </w:r>
+      <w:r>
+        <w:rPr>
+          <w:rFonts w:ascii="Arial" w:hAnsi="Arial" w:cs="Arial"/>
+          <w:i/>
+          <w:sz w:val="28"/>
+          <w:szCs w:val="28"/>
+          <w:lang w:val="en-US"/>
+        </w:rPr>
+        <w:sym w:font="Wingdings 2" w:char="F052"/>
+      </w:r>
+      <w:r>
+        <w:rPr>
+          <w:rFonts w:ascii="Arial" w:hAnsi="Arial" w:cs="Arial"/>
+          <w:i/>
+          <w:sz w:val="28"/>
+          <w:szCs w:val="28"/>
+          <w:lang w:val="en-US"/>
+        </w:rPr>
+        <w:sym w:font="Wingdings 2" w:char="F052"/>
+      </w:r>
+      <w:r>
+        <w:rPr>
+          <w:rFonts w:ascii="Arial" w:hAnsi="Arial" w:cs="Arial"/>
+          <w:i/>
+          <w:sz w:val="28"/>
+          <w:szCs w:val="28"/>
+          <w:lang w:val="en-US"/>
+        </w:rPr>
+        <w:sym w:font="Wingdings 2" w:char="F052"/>
+      </w:r>
+      <w:r>
+        <w:rPr>
+          <w:rFonts w:ascii="Arial" w:hAnsi="Arial" w:cs="Arial"/>
+          <w:i/>
+          <w:sz w:val="28"/>
+          <w:szCs w:val="28"/>
+          <w:lang w:val="en-US"/>
+        </w:rPr>
+        <w:sym w:font="Wingdings 2" w:char="F052"/>
+      </w:r>
+      <w:r>
+        <w:rPr>
+          <w:rFonts w:ascii="Arial" w:hAnsi="Arial" w:cs="Arial"/>
+          <w:i/>
+          <w:sz w:val="28"/>
+          <w:szCs w:val="28"/>
+          <w:lang w:val="en-US"/>
+        </w:rPr>
+        <w:sym w:font="Wingdings 2" w:char="F052"/>
+      </w:r>
+      <w:r>
+        <w:rPr>
+          <w:rFonts w:ascii="Arial" w:hAnsi="Arial" w:cs="Arial"/>
+          <w:i/>
+          <w:sz w:val="28"/>
+          <w:szCs w:val="28"/>
+          <w:lang w:val="en-US"/>
+        </w:rPr>
+        <w:sym w:font="Wingdings 2" w:char="F052"/>
+      </w:r>
+      <w:r>
+        <w:rPr>
+          <w:rFonts w:ascii="Arial" w:hAnsi="Arial" w:cs="Arial"/>
+          <w:i/>
+          <w:sz w:val="28"/>
+          <w:szCs w:val="28"/>
+          <w:lang w:val="en-US"/>
+        </w:rPr>
+        <w:sym w:font="Wingdings 2" w:char="F052"/>
+      </w:r>
+      <w:r>
+        <w:rPr>
+          <w:rFonts w:ascii="Arial" w:hAnsi="Arial" w:cs="Arial"/>
+          <w:i/>
+          <w:sz w:val="28"/>
+          <w:szCs w:val="28"/>
+          <w:lang w:val="en-US"/>
+        </w:rPr>
+        <w:sym w:font="Wingdings 2" w:char="F052"/>
+      </w:r>
+      <w:r>
+        <w:rPr>
+          <w:rFonts w:ascii="Arial" w:hAnsi="Arial" w:cs="Arial"/>
+          <w:i/>
+          <w:sz w:val="28"/>
+          <w:szCs w:val="28"/>
+          <w:lang w:val="en-US"/>
+        </w:rPr>
+        <w:sym w:font="Wingdings 2" w:char="F052"/>
+      </w:r>
+      <w:r>
+        <w:rPr>
+          <w:rFonts w:ascii="Arial" w:hAnsi="Arial" w:cs="Arial"/>
+          <w:i/>
+          <w:sz w:val="28"/>
+          <w:szCs w:val="28"/>
+          <w:lang w:val="en-US"/>
+        </w:rPr>
+        <w:sym w:font="Wingdings 2" w:char="F052"/>
+      </w:r>
+      <w:r>
+        <w:rPr>
+          <w:rFonts w:ascii="Arial" w:hAnsi="Arial" w:cs="Arial"/>
+          <w:i/>
+          <w:sz w:val="28"/>
+          <w:szCs w:val="28"/>
+          <w:lang w:val="en-US"/>
+        </w:rPr>
+        <w:sym w:font="Wingdings 2" w:char="F052"/>
+      </w:r>
+      <w:r>
+        <w:rPr>
+          <w:rFonts w:ascii="Arial" w:hAnsi="Arial" w:cs="Arial"/>
+          <w:i/>
+          <w:sz w:val="28"/>
+          <w:szCs w:val="28"/>
+          <w:lang w:val="en-US"/>
+        </w:rPr>
+        <w:sym w:font="Wingdings 2" w:char="F052"/>
+      </w:r>
+      <w:r>
+        <w:rPr>
+          <w:rFonts w:ascii="Arial" w:hAnsi="Arial" w:cs="Arial"/>
+          <w:i/>
+          <w:sz w:val="28"/>
+          <w:szCs w:val="28"/>
+          <w:lang w:val="en-US"/>
+        </w:rPr>
+        <w:sym w:font="Wingdings 2" w:char="F052"/>
+      </w:r>
+      <w:r>
+        <w:rPr>
+          <w:rFonts w:ascii="Arial" w:hAnsi="Arial" w:cs="Arial"/>
+          <w:i/>
+          <w:sz w:val="28"/>
+          <w:szCs w:val="28"/>
+          <w:lang w:val="en-US"/>
+        </w:rPr>
+        <w:sym w:font="Wingdings 2" w:char="F052"/>
+      </w:r>
+      <w:r>
+        <w:rPr>
+          <w:rFonts w:ascii="Arial" w:hAnsi="Arial" w:cs="Arial"/>
+          <w:i/>
+          <w:sz w:val="28"/>
+          <w:szCs w:val="28"/>
+          <w:lang w:val="en-US"/>
+        </w:rPr>
+        <w:sym w:font="Wingdings 2" w:char="F052"/>
+      </w:r>
+      <w:r>
+        <w:rPr>
+          <w:rFonts w:ascii="Arial" w:hAnsi="Arial" w:cs="Arial"/>
+          <w:i/>
+          <w:sz w:val="28"/>
+          <w:szCs w:val="28"/>
+          <w:lang w:val="en-US"/>
+        </w:rPr>
+        <w:sym w:font="Wingdings 2" w:char="F052"/>
+      </w:r>
+      <w:r>
+        <w:rPr>
+          <w:rFonts w:ascii="Arial" w:hAnsi="Arial" w:cs="Arial"/>
+          <w:i/>
+          <w:sz w:val="28"/>
+          <w:szCs w:val="28"/>
+          <w:lang w:val="en-US"/>
+        </w:rPr>
+        <w:sym w:font="Wingdings 2" w:char="F052"/>
+      </w:r>
+      <w:r>
+        <w:rPr>
+          <w:rFonts w:ascii="Arial" w:hAnsi="Arial" w:cs="Arial"/>
+          <w:i/>
+          <w:sz w:val="28"/>
+          <w:szCs w:val="28"/>
+          <w:lang w:val="en-US"/>
+        </w:rPr>
+        <w:sym w:font="Wingdings 2" w:char="F052"/>
+      </w:r>
+      <w:r>
+        <w:rPr>
+          <w:rFonts w:ascii="Arial" w:hAnsi="Arial" w:cs="Arial"/>
+          <w:i/>
+          <w:sz w:val="28"/>
+          <w:szCs w:val="28"/>
+          <w:lang w:val="en-US"/>
+        </w:rPr>
+        <w:sym w:font="Wingdings 2" w:char="F052"/>
+      </w:r>
+      <w:r>
+        <w:rPr>
+          <w:rFonts w:ascii="Arial" w:hAnsi="Arial" w:cs="Arial"/>
+          <w:i/>
+          <w:sz w:val="28"/>
+          <w:szCs w:val="28"/>
+          <w:lang w:val="en-US"/>
+        </w:rPr>
+        <w:sym w:font="Wingdings 2" w:char="F052"/>
+      </w:r>
+      <w:r>
+        <w:rPr>
+          <w:rFonts w:ascii="Arial" w:hAnsi="Arial" w:cs="Arial"/>
+          <w:i/>
+          <w:sz w:val="28"/>
+          <w:szCs w:val="28"/>
+          <w:lang w:val="en-US"/>
+        </w:rPr>
+        <w:sym w:font="Wingdings 2" w:char="F052"/>
+      </w:r>
+      <w:r>
+        <w:rPr>
+          <w:rFonts w:ascii="Arial" w:hAnsi="Arial" w:cs="Arial"/>
+          <w:i/>
+          <w:sz w:val="28"/>
+          <w:szCs w:val="28"/>
+          <w:lang w:val="en-US"/>
+        </w:rPr>
+        <w:sym w:font="Wingdings 2" w:char="F052"/>
+      </w:r>
+      <w:r>
+        <w:rPr>
+          <w:rFonts w:ascii="Arial" w:hAnsi="Arial" w:cs="Arial"/>
+          <w:i/>
+          <w:sz w:val="28"/>
+          <w:szCs w:val="28"/>
+          <w:lang w:val="en-US"/>
+        </w:rPr>
+        <w:sym w:font="Wingdings 2" w:char="F052"/>
+      </w:r>
+      <w:r>
+        <w:rPr>
+          <w:rFonts w:ascii="Arial" w:hAnsi="Arial" w:cs="Arial"/>
+          <w:i/>
+          <w:sz w:val="28"/>
+          <w:szCs w:val="28"/>
+          <w:lang w:val="en-US"/>
+        </w:rPr>
+        <w:sym w:font="Wingdings 2" w:char="F052"/>
+      </w:r>
+      <w:r>
+        <w:rPr>
+          <w:rFonts w:ascii="Arial" w:hAnsi="Arial" w:cs="Arial"/>
+          <w:i/>
+          <w:sz w:val="28"/>
+          <w:szCs w:val="28"/>
+          <w:lang w:val="en-US"/>
+        </w:rPr>
+        <w:sym w:font="Wingdings 2" w:char="F052"/>
+      </w:r>
+      <w:r>
+        <w:rPr>
+          <w:rFonts w:ascii="Arial" w:hAnsi="Arial" w:cs="Arial"/>
+          <w:i/>
+          <w:sz w:val="28"/>
+          <w:szCs w:val="28"/>
+          <w:lang w:val="en-US"/>
+        </w:rPr>
+        <w:sym w:font="Wingdings 2" w:char="F052"/>
+      </w:r>
+      <w:r>
+        <w:rPr>
+          <w:rFonts w:ascii="Arial" w:hAnsi="Arial" w:cs="Arial"/>
+          <w:i/>
+          <w:sz w:val="28"/>
+          <w:szCs w:val="28"/>
+          <w:lang w:val="en-US"/>
+        </w:rPr>
+        <w:sym w:font="Wingdings 2" w:char="F052"/>
       </w:r>
     </w:p>
     <w:p>
@@ -3104,7 +5405,6 @@
           <w:b/>
           <w:i/>
         </w:rPr>
-        <w:lastRenderedPageBreak/>
         <w:t xml:space="preserve"> </w:t>
       </w:r>
       <w:r>
@@ -3114,6 +5414,356 @@
           <w:i/>
         </w:rPr>
         <w:t>Монстры</w:t>
+      </w:r>
+      <w:r>
+        <w:rPr>
+          <w:rFonts w:ascii="Arial" w:hAnsi="Arial" w:cs="Arial"/>
+          <w:i/>
+          <w:sz w:val="28"/>
+          <w:szCs w:val="28"/>
+          <w:lang w:val="en-US"/>
+        </w:rPr>
+        <w:sym w:font="Wingdings 2" w:char="F052"/>
+      </w:r>
+      <w:r>
+        <w:rPr>
+          <w:rFonts w:ascii="Arial" w:hAnsi="Arial" w:cs="Arial"/>
+          <w:i/>
+          <w:sz w:val="28"/>
+          <w:szCs w:val="28"/>
+          <w:lang w:val="en-US"/>
+        </w:rPr>
+        <w:sym w:font="Wingdings 2" w:char="F052"/>
+      </w:r>
+      <w:r>
+        <w:rPr>
+          <w:rFonts w:ascii="Arial" w:hAnsi="Arial" w:cs="Arial"/>
+          <w:i/>
+          <w:sz w:val="28"/>
+          <w:szCs w:val="28"/>
+          <w:lang w:val="en-US"/>
+        </w:rPr>
+        <w:sym w:font="Wingdings 2" w:char="F052"/>
+      </w:r>
+      <w:r>
+        <w:rPr>
+          <w:rFonts w:ascii="Arial" w:hAnsi="Arial" w:cs="Arial"/>
+          <w:i/>
+          <w:sz w:val="28"/>
+          <w:szCs w:val="28"/>
+          <w:lang w:val="en-US"/>
+        </w:rPr>
+        <w:sym w:font="Wingdings 2" w:char="F052"/>
+      </w:r>
+      <w:r>
+        <w:rPr>
+          <w:rFonts w:ascii="Arial" w:hAnsi="Arial" w:cs="Arial"/>
+          <w:i/>
+          <w:sz w:val="28"/>
+          <w:szCs w:val="28"/>
+          <w:lang w:val="en-US"/>
+        </w:rPr>
+        <w:sym w:font="Wingdings 2" w:char="F052"/>
+      </w:r>
+      <w:r>
+        <w:rPr>
+          <w:rFonts w:ascii="Arial" w:hAnsi="Arial" w:cs="Arial"/>
+          <w:i/>
+          <w:sz w:val="28"/>
+          <w:szCs w:val="28"/>
+          <w:lang w:val="en-US"/>
+        </w:rPr>
+        <w:sym w:font="Wingdings 2" w:char="F052"/>
+      </w:r>
+      <w:r>
+        <w:rPr>
+          <w:rFonts w:ascii="Arial" w:hAnsi="Arial" w:cs="Arial"/>
+          <w:i/>
+          <w:sz w:val="28"/>
+          <w:szCs w:val="28"/>
+          <w:lang w:val="en-US"/>
+        </w:rPr>
+        <w:sym w:font="Wingdings 2" w:char="F052"/>
+      </w:r>
+      <w:r>
+        <w:rPr>
+          <w:rFonts w:ascii="Arial" w:hAnsi="Arial" w:cs="Arial"/>
+          <w:i/>
+          <w:sz w:val="28"/>
+          <w:szCs w:val="28"/>
+          <w:lang w:val="en-US"/>
+        </w:rPr>
+        <w:sym w:font="Wingdings 2" w:char="F052"/>
+      </w:r>
+      <w:r>
+        <w:rPr>
+          <w:rFonts w:ascii="Arial" w:hAnsi="Arial" w:cs="Arial"/>
+          <w:i/>
+          <w:sz w:val="28"/>
+          <w:szCs w:val="28"/>
+          <w:lang w:val="en-US"/>
+        </w:rPr>
+        <w:sym w:font="Wingdings 2" w:char="F052"/>
+      </w:r>
+      <w:r>
+        <w:rPr>
+          <w:rFonts w:ascii="Arial" w:hAnsi="Arial" w:cs="Arial"/>
+          <w:i/>
+          <w:sz w:val="28"/>
+          <w:szCs w:val="28"/>
+          <w:lang w:val="en-US"/>
+        </w:rPr>
+        <w:sym w:font="Wingdings 2" w:char="F052"/>
+      </w:r>
+      <w:r>
+        <w:rPr>
+          <w:rFonts w:ascii="Arial" w:hAnsi="Arial" w:cs="Arial"/>
+          <w:i/>
+          <w:sz w:val="28"/>
+          <w:szCs w:val="28"/>
+          <w:lang w:val="en-US"/>
+        </w:rPr>
+        <w:sym w:font="Wingdings 2" w:char="F052"/>
+      </w:r>
+      <w:r>
+        <w:rPr>
+          <w:rFonts w:ascii="Arial" w:hAnsi="Arial" w:cs="Arial"/>
+          <w:i/>
+          <w:sz w:val="28"/>
+          <w:szCs w:val="28"/>
+          <w:lang w:val="en-US"/>
+        </w:rPr>
+        <w:sym w:font="Wingdings 2" w:char="F052"/>
+      </w:r>
+      <w:r>
+        <w:rPr>
+          <w:rFonts w:ascii="Arial" w:hAnsi="Arial" w:cs="Arial"/>
+          <w:i/>
+          <w:sz w:val="28"/>
+          <w:szCs w:val="28"/>
+          <w:lang w:val="en-US"/>
+        </w:rPr>
+        <w:sym w:font="Wingdings 2" w:char="F052"/>
+      </w:r>
+      <w:r>
+        <w:rPr>
+          <w:rFonts w:ascii="Arial" w:hAnsi="Arial" w:cs="Arial"/>
+          <w:i/>
+          <w:sz w:val="28"/>
+          <w:szCs w:val="28"/>
+          <w:lang w:val="en-US"/>
+        </w:rPr>
+        <w:sym w:font="Wingdings 2" w:char="F052"/>
+      </w:r>
+      <w:r>
+        <w:rPr>
+          <w:rFonts w:ascii="Arial" w:hAnsi="Arial" w:cs="Arial"/>
+          <w:i/>
+          <w:sz w:val="28"/>
+          <w:szCs w:val="28"/>
+          <w:lang w:val="en-US"/>
+        </w:rPr>
+        <w:sym w:font="Wingdings 2" w:char="F052"/>
+      </w:r>
+      <w:r>
+        <w:rPr>
+          <w:rFonts w:ascii="Arial" w:hAnsi="Arial" w:cs="Arial"/>
+          <w:i/>
+          <w:sz w:val="28"/>
+          <w:szCs w:val="28"/>
+          <w:lang w:val="en-US"/>
+        </w:rPr>
+        <w:sym w:font="Wingdings 2" w:char="F052"/>
+      </w:r>
+      <w:r>
+        <w:rPr>
+          <w:rFonts w:ascii="Arial" w:hAnsi="Arial" w:cs="Arial"/>
+          <w:i/>
+          <w:sz w:val="28"/>
+          <w:szCs w:val="28"/>
+          <w:lang w:val="en-US"/>
+        </w:rPr>
+        <w:sym w:font="Wingdings 2" w:char="F052"/>
+      </w:r>
+      <w:r>
+        <w:rPr>
+          <w:rFonts w:ascii="Arial" w:hAnsi="Arial" w:cs="Arial"/>
+          <w:i/>
+          <w:sz w:val="28"/>
+          <w:szCs w:val="28"/>
+          <w:lang w:val="en-US"/>
+        </w:rPr>
+        <w:sym w:font="Wingdings 2" w:char="F052"/>
+      </w:r>
+      <w:r>
+        <w:rPr>
+          <w:rFonts w:ascii="Arial" w:hAnsi="Arial" w:cs="Arial"/>
+          <w:i/>
+          <w:sz w:val="28"/>
+          <w:szCs w:val="28"/>
+          <w:lang w:val="en-US"/>
+        </w:rPr>
+        <w:sym w:font="Wingdings 2" w:char="F052"/>
+      </w:r>
+      <w:r>
+        <w:rPr>
+          <w:rFonts w:ascii="Arial" w:hAnsi="Arial" w:cs="Arial"/>
+          <w:i/>
+          <w:sz w:val="28"/>
+          <w:szCs w:val="28"/>
+          <w:lang w:val="en-US"/>
+        </w:rPr>
+        <w:sym w:font="Wingdings 2" w:char="F052"/>
+      </w:r>
+      <w:r>
+        <w:rPr>
+          <w:rFonts w:ascii="Arial" w:hAnsi="Arial" w:cs="Arial"/>
+          <w:i/>
+          <w:sz w:val="28"/>
+          <w:szCs w:val="28"/>
+          <w:lang w:val="en-US"/>
+        </w:rPr>
+        <w:sym w:font="Wingdings 2" w:char="F052"/>
+      </w:r>
+      <w:r>
+        <w:rPr>
+          <w:rFonts w:ascii="Arial" w:hAnsi="Arial" w:cs="Arial"/>
+          <w:i/>
+          <w:sz w:val="28"/>
+          <w:szCs w:val="28"/>
+          <w:lang w:val="en-US"/>
+        </w:rPr>
+        <w:sym w:font="Wingdings 2" w:char="F052"/>
+      </w:r>
+      <w:r>
+        <w:rPr>
+          <w:rFonts w:ascii="Arial" w:hAnsi="Arial" w:cs="Arial"/>
+          <w:i/>
+          <w:sz w:val="28"/>
+          <w:szCs w:val="28"/>
+          <w:lang w:val="en-US"/>
+        </w:rPr>
+        <w:sym w:font="Wingdings 2" w:char="F052"/>
+      </w:r>
+      <w:r>
+        <w:rPr>
+          <w:rFonts w:ascii="Arial" w:hAnsi="Arial" w:cs="Arial"/>
+          <w:i/>
+          <w:sz w:val="28"/>
+          <w:szCs w:val="28"/>
+          <w:lang w:val="en-US"/>
+        </w:rPr>
+        <w:sym w:font="Wingdings 2" w:char="F052"/>
+      </w:r>
+      <w:r>
+        <w:rPr>
+          <w:rFonts w:ascii="Arial" w:hAnsi="Arial" w:cs="Arial"/>
+          <w:i/>
+          <w:sz w:val="28"/>
+          <w:szCs w:val="28"/>
+          <w:lang w:val="en-US"/>
+        </w:rPr>
+        <w:sym w:font="Wingdings 2" w:char="F052"/>
+      </w:r>
+      <w:r>
+        <w:rPr>
+          <w:rFonts w:ascii="Arial" w:hAnsi="Arial" w:cs="Arial"/>
+          <w:i/>
+          <w:sz w:val="28"/>
+          <w:szCs w:val="28"/>
+          <w:lang w:val="en-US"/>
+        </w:rPr>
+        <w:sym w:font="Wingdings 2" w:char="F052"/>
+      </w:r>
+      <w:r>
+        <w:rPr>
+          <w:rFonts w:ascii="Arial" w:hAnsi="Arial" w:cs="Arial"/>
+          <w:i/>
+          <w:sz w:val="28"/>
+          <w:szCs w:val="28"/>
+          <w:lang w:val="en-US"/>
+        </w:rPr>
+        <w:sym w:font="Wingdings 2" w:char="F052"/>
+      </w:r>
+      <w:r>
+        <w:rPr>
+          <w:rFonts w:ascii="Arial" w:hAnsi="Arial" w:cs="Arial"/>
+          <w:i/>
+          <w:sz w:val="28"/>
+          <w:szCs w:val="28"/>
+          <w:lang w:val="en-US"/>
+        </w:rPr>
+        <w:sym w:font="Wingdings 2" w:char="F052"/>
+      </w:r>
+      <w:r>
+        <w:rPr>
+          <w:rFonts w:ascii="Arial" w:hAnsi="Arial" w:cs="Arial"/>
+          <w:i/>
+          <w:sz w:val="28"/>
+          <w:szCs w:val="28"/>
+          <w:lang w:val="en-US"/>
+        </w:rPr>
+        <w:sym w:font="Wingdings 2" w:char="F052"/>
+      </w:r>
+      <w:r>
+        <w:rPr>
+          <w:rFonts w:ascii="Arial" w:hAnsi="Arial" w:cs="Arial"/>
+          <w:i/>
+          <w:sz w:val="28"/>
+          <w:szCs w:val="28"/>
+          <w:lang w:val="en-US"/>
+        </w:rPr>
+        <w:sym w:font="Wingdings 2" w:char="F052"/>
+      </w:r>
+      <w:r>
+        <w:rPr>
+          <w:rFonts w:ascii="Arial" w:hAnsi="Arial" w:cs="Arial"/>
+          <w:i/>
+          <w:sz w:val="28"/>
+          <w:szCs w:val="28"/>
+          <w:lang w:val="en-US"/>
+        </w:rPr>
+        <w:sym w:font="Wingdings 2" w:char="F052"/>
+      </w:r>
+      <w:r>
+        <w:rPr>
+          <w:rFonts w:ascii="Arial" w:hAnsi="Arial" w:cs="Arial"/>
+          <w:i/>
+          <w:sz w:val="28"/>
+          <w:szCs w:val="28"/>
+          <w:lang w:val="en-US"/>
+        </w:rPr>
+        <w:sym w:font="Wingdings 2" w:char="F052"/>
+      </w:r>
+      <w:r>
+        <w:rPr>
+          <w:rFonts w:ascii="Arial" w:hAnsi="Arial" w:cs="Arial"/>
+          <w:i/>
+          <w:sz w:val="28"/>
+          <w:szCs w:val="28"/>
+          <w:lang w:val="en-US"/>
+        </w:rPr>
+        <w:sym w:font="Wingdings 2" w:char="F052"/>
+      </w:r>
+      <w:r>
+        <w:rPr>
+          <w:rFonts w:ascii="Arial" w:hAnsi="Arial" w:cs="Arial"/>
+          <w:i/>
+          <w:sz w:val="28"/>
+          <w:szCs w:val="28"/>
+          <w:lang w:val="en-US"/>
+        </w:rPr>
+        <w:sym w:font="Wingdings 2" w:char="F052"/>
+      </w:r>
+      <w:r>
+        <w:rPr>
+          <w:rFonts w:ascii="Arial" w:hAnsi="Arial" w:cs="Arial"/>
+          <w:i/>
+          <w:sz w:val="28"/>
+          <w:szCs w:val="28"/>
+          <w:lang w:val="en-US"/>
+        </w:rPr>
+        <w:sym w:font="Wingdings 2" w:char="F052"/>
       </w:r>
     </w:p>
     <w:p>
@@ -3481,6 +6131,296 @@
         </w:rPr>
         <w:t>Информационная панель</w:t>
       </w:r>
+      <w:r>
+        <w:rPr>
+          <w:rFonts w:ascii="Arial" w:hAnsi="Arial" w:cs="Arial"/>
+          <w:i/>
+          <w:sz w:val="28"/>
+          <w:szCs w:val="28"/>
+          <w:lang w:val="en-US"/>
+        </w:rPr>
+        <w:sym w:font="Wingdings 2" w:char="F052"/>
+      </w:r>
+      <w:r>
+        <w:rPr>
+          <w:rFonts w:ascii="Arial" w:hAnsi="Arial" w:cs="Arial"/>
+          <w:i/>
+          <w:sz w:val="28"/>
+          <w:szCs w:val="28"/>
+          <w:lang w:val="en-US"/>
+        </w:rPr>
+        <w:sym w:font="Wingdings 2" w:char="F052"/>
+      </w:r>
+      <w:r>
+        <w:rPr>
+          <w:rFonts w:ascii="Arial" w:hAnsi="Arial" w:cs="Arial"/>
+          <w:i/>
+          <w:sz w:val="28"/>
+          <w:szCs w:val="28"/>
+          <w:lang w:val="en-US"/>
+        </w:rPr>
+        <w:sym w:font="Wingdings 2" w:char="F052"/>
+      </w:r>
+      <w:r>
+        <w:rPr>
+          <w:rFonts w:ascii="Arial" w:hAnsi="Arial" w:cs="Arial"/>
+          <w:i/>
+          <w:sz w:val="28"/>
+          <w:szCs w:val="28"/>
+          <w:lang w:val="en-US"/>
+        </w:rPr>
+        <w:sym w:font="Wingdings 2" w:char="F052"/>
+      </w:r>
+      <w:r>
+        <w:rPr>
+          <w:rFonts w:ascii="Arial" w:hAnsi="Arial" w:cs="Arial"/>
+          <w:i/>
+          <w:sz w:val="28"/>
+          <w:szCs w:val="28"/>
+          <w:lang w:val="en-US"/>
+        </w:rPr>
+        <w:sym w:font="Wingdings 2" w:char="F052"/>
+      </w:r>
+      <w:r>
+        <w:rPr>
+          <w:rFonts w:ascii="Arial" w:hAnsi="Arial" w:cs="Arial"/>
+          <w:i/>
+          <w:sz w:val="28"/>
+          <w:szCs w:val="28"/>
+          <w:lang w:val="en-US"/>
+        </w:rPr>
+        <w:sym w:font="Wingdings 2" w:char="F052"/>
+      </w:r>
+      <w:r>
+        <w:rPr>
+          <w:rFonts w:ascii="Arial" w:hAnsi="Arial" w:cs="Arial"/>
+          <w:i/>
+          <w:sz w:val="28"/>
+          <w:szCs w:val="28"/>
+          <w:lang w:val="en-US"/>
+        </w:rPr>
+        <w:sym w:font="Wingdings 2" w:char="F052"/>
+      </w:r>
+      <w:r>
+        <w:rPr>
+          <w:rFonts w:ascii="Arial" w:hAnsi="Arial" w:cs="Arial"/>
+          <w:i/>
+          <w:sz w:val="28"/>
+          <w:szCs w:val="28"/>
+          <w:lang w:val="en-US"/>
+        </w:rPr>
+        <w:sym w:font="Wingdings 2" w:char="F052"/>
+      </w:r>
+      <w:r>
+        <w:rPr>
+          <w:rFonts w:ascii="Arial" w:hAnsi="Arial" w:cs="Arial"/>
+          <w:i/>
+          <w:sz w:val="28"/>
+          <w:szCs w:val="28"/>
+          <w:lang w:val="en-US"/>
+        </w:rPr>
+        <w:sym w:font="Wingdings 2" w:char="F052"/>
+      </w:r>
+      <w:r>
+        <w:rPr>
+          <w:rFonts w:ascii="Arial" w:hAnsi="Arial" w:cs="Arial"/>
+          <w:i/>
+          <w:sz w:val="28"/>
+          <w:szCs w:val="28"/>
+          <w:lang w:val="en-US"/>
+        </w:rPr>
+        <w:sym w:font="Wingdings 2" w:char="F052"/>
+      </w:r>
+      <w:r>
+        <w:rPr>
+          <w:rFonts w:ascii="Arial" w:hAnsi="Arial" w:cs="Arial"/>
+          <w:i/>
+          <w:sz w:val="28"/>
+          <w:szCs w:val="28"/>
+          <w:lang w:val="en-US"/>
+        </w:rPr>
+        <w:sym w:font="Wingdings 2" w:char="F052"/>
+      </w:r>
+      <w:r>
+        <w:rPr>
+          <w:rFonts w:ascii="Arial" w:hAnsi="Arial" w:cs="Arial"/>
+          <w:i/>
+          <w:sz w:val="28"/>
+          <w:szCs w:val="28"/>
+          <w:lang w:val="en-US"/>
+        </w:rPr>
+        <w:sym w:font="Wingdings 2" w:char="F052"/>
+      </w:r>
+      <w:r>
+        <w:rPr>
+          <w:rFonts w:ascii="Arial" w:hAnsi="Arial" w:cs="Arial"/>
+          <w:i/>
+          <w:sz w:val="28"/>
+          <w:szCs w:val="28"/>
+          <w:lang w:val="en-US"/>
+        </w:rPr>
+        <w:sym w:font="Wingdings 2" w:char="F052"/>
+      </w:r>
+      <w:r>
+        <w:rPr>
+          <w:rFonts w:ascii="Arial" w:hAnsi="Arial" w:cs="Arial"/>
+          <w:i/>
+          <w:sz w:val="28"/>
+          <w:szCs w:val="28"/>
+          <w:lang w:val="en-US"/>
+        </w:rPr>
+        <w:sym w:font="Wingdings 2" w:char="F052"/>
+      </w:r>
+      <w:r>
+        <w:rPr>
+          <w:rFonts w:ascii="Arial" w:hAnsi="Arial" w:cs="Arial"/>
+          <w:i/>
+          <w:sz w:val="28"/>
+          <w:szCs w:val="28"/>
+          <w:lang w:val="en-US"/>
+        </w:rPr>
+        <w:sym w:font="Wingdings 2" w:char="F052"/>
+      </w:r>
+      <w:r>
+        <w:rPr>
+          <w:rFonts w:ascii="Arial" w:hAnsi="Arial" w:cs="Arial"/>
+          <w:i/>
+          <w:sz w:val="28"/>
+          <w:szCs w:val="28"/>
+          <w:lang w:val="en-US"/>
+        </w:rPr>
+        <w:sym w:font="Wingdings 2" w:char="F052"/>
+      </w:r>
+      <w:r>
+        <w:rPr>
+          <w:rFonts w:ascii="Arial" w:hAnsi="Arial" w:cs="Arial"/>
+          <w:i/>
+          <w:sz w:val="28"/>
+          <w:szCs w:val="28"/>
+          <w:lang w:val="en-US"/>
+        </w:rPr>
+        <w:sym w:font="Wingdings 2" w:char="F052"/>
+      </w:r>
+      <w:r>
+        <w:rPr>
+          <w:rFonts w:ascii="Arial" w:hAnsi="Arial" w:cs="Arial"/>
+          <w:i/>
+          <w:sz w:val="28"/>
+          <w:szCs w:val="28"/>
+          <w:lang w:val="en-US"/>
+        </w:rPr>
+        <w:sym w:font="Wingdings 2" w:char="F052"/>
+      </w:r>
+      <w:r>
+        <w:rPr>
+          <w:rFonts w:ascii="Arial" w:hAnsi="Arial" w:cs="Arial"/>
+          <w:i/>
+          <w:sz w:val="28"/>
+          <w:szCs w:val="28"/>
+          <w:lang w:val="en-US"/>
+        </w:rPr>
+        <w:sym w:font="Wingdings 2" w:char="F052"/>
+      </w:r>
+      <w:r>
+        <w:rPr>
+          <w:rFonts w:ascii="Arial" w:hAnsi="Arial" w:cs="Arial"/>
+          <w:i/>
+          <w:sz w:val="28"/>
+          <w:szCs w:val="28"/>
+          <w:lang w:val="en-US"/>
+        </w:rPr>
+        <w:sym w:font="Wingdings 2" w:char="F052"/>
+      </w:r>
+      <w:r>
+        <w:rPr>
+          <w:rFonts w:ascii="Arial" w:hAnsi="Arial" w:cs="Arial"/>
+          <w:i/>
+          <w:sz w:val="28"/>
+          <w:szCs w:val="28"/>
+          <w:lang w:val="en-US"/>
+        </w:rPr>
+        <w:sym w:font="Wingdings 2" w:char="F052"/>
+      </w:r>
+      <w:r>
+        <w:rPr>
+          <w:rFonts w:ascii="Arial" w:hAnsi="Arial" w:cs="Arial"/>
+          <w:i/>
+          <w:sz w:val="28"/>
+          <w:szCs w:val="28"/>
+          <w:lang w:val="en-US"/>
+        </w:rPr>
+        <w:sym w:font="Wingdings 2" w:char="F052"/>
+      </w:r>
+      <w:r>
+        <w:rPr>
+          <w:rFonts w:ascii="Arial" w:hAnsi="Arial" w:cs="Arial"/>
+          <w:i/>
+          <w:sz w:val="28"/>
+          <w:szCs w:val="28"/>
+          <w:lang w:val="en-US"/>
+        </w:rPr>
+        <w:sym w:font="Wingdings 2" w:char="F052"/>
+      </w:r>
+      <w:r>
+        <w:rPr>
+          <w:rFonts w:ascii="Arial" w:hAnsi="Arial" w:cs="Arial"/>
+          <w:i/>
+          <w:sz w:val="28"/>
+          <w:szCs w:val="28"/>
+          <w:lang w:val="en-US"/>
+        </w:rPr>
+        <w:sym w:font="Wingdings 2" w:char="F052"/>
+      </w:r>
+      <w:r>
+        <w:rPr>
+          <w:rFonts w:ascii="Arial" w:hAnsi="Arial" w:cs="Arial"/>
+          <w:i/>
+          <w:sz w:val="28"/>
+          <w:szCs w:val="28"/>
+          <w:lang w:val="en-US"/>
+        </w:rPr>
+        <w:sym w:font="Wingdings 2" w:char="F052"/>
+      </w:r>
+      <w:r>
+        <w:rPr>
+          <w:rFonts w:ascii="Arial" w:hAnsi="Arial" w:cs="Arial"/>
+          <w:i/>
+          <w:sz w:val="28"/>
+          <w:szCs w:val="28"/>
+          <w:lang w:val="en-US"/>
+        </w:rPr>
+        <w:sym w:font="Wingdings 2" w:char="F052"/>
+      </w:r>
+      <w:r>
+        <w:rPr>
+          <w:rFonts w:ascii="Arial" w:hAnsi="Arial" w:cs="Arial"/>
+          <w:i/>
+          <w:sz w:val="28"/>
+          <w:szCs w:val="28"/>
+          <w:lang w:val="en-US"/>
+        </w:rPr>
+        <w:sym w:font="Wingdings 2" w:char="F052"/>
+      </w:r>
+      <w:r>
+        <w:rPr>
+          <w:rFonts w:ascii="Arial" w:hAnsi="Arial" w:cs="Arial"/>
+          <w:i/>
+          <w:sz w:val="28"/>
+          <w:szCs w:val="28"/>
+          <w:lang w:val="en-US"/>
+        </w:rPr>
+        <w:sym w:font="Wingdings 2" w:char="F052"/>
+      </w:r>
+      <w:r>
+        <w:rPr>
+          <w:rFonts w:ascii="Arial" w:hAnsi="Arial" w:cs="Arial"/>
+          <w:i/>
+          <w:sz w:val="28"/>
+          <w:szCs w:val="28"/>
+          <w:lang w:val="en-US"/>
+        </w:rPr>
+        <w:sym w:font="Wingdings 2" w:char="F052"/>
+      </w:r>
     </w:p>
     <w:p>
       <w:pPr>
@@ -3758,6 +6698,356 @@
           <w:i/>
         </w:rPr>
         <w:t>Игра и уровни</w:t>
+      </w:r>
+      <w:r>
+        <w:rPr>
+          <w:rFonts w:ascii="Arial" w:hAnsi="Arial" w:cs="Arial"/>
+          <w:i/>
+          <w:sz w:val="28"/>
+          <w:szCs w:val="28"/>
+          <w:lang w:val="en-US"/>
+        </w:rPr>
+        <w:sym w:font="Wingdings 2" w:char="F052"/>
+      </w:r>
+      <w:r>
+        <w:rPr>
+          <w:rFonts w:ascii="Arial" w:hAnsi="Arial" w:cs="Arial"/>
+          <w:i/>
+          <w:sz w:val="28"/>
+          <w:szCs w:val="28"/>
+          <w:lang w:val="en-US"/>
+        </w:rPr>
+        <w:sym w:font="Wingdings 2" w:char="F052"/>
+      </w:r>
+      <w:r>
+        <w:rPr>
+          <w:rFonts w:ascii="Arial" w:hAnsi="Arial" w:cs="Arial"/>
+          <w:i/>
+          <w:sz w:val="28"/>
+          <w:szCs w:val="28"/>
+          <w:lang w:val="en-US"/>
+        </w:rPr>
+        <w:sym w:font="Wingdings 2" w:char="F052"/>
+      </w:r>
+      <w:r>
+        <w:rPr>
+          <w:rFonts w:ascii="Arial" w:hAnsi="Arial" w:cs="Arial"/>
+          <w:i/>
+          <w:sz w:val="28"/>
+          <w:szCs w:val="28"/>
+          <w:lang w:val="en-US"/>
+        </w:rPr>
+        <w:sym w:font="Wingdings 2" w:char="F052"/>
+      </w:r>
+      <w:r>
+        <w:rPr>
+          <w:rFonts w:ascii="Arial" w:hAnsi="Arial" w:cs="Arial"/>
+          <w:i/>
+          <w:sz w:val="28"/>
+          <w:szCs w:val="28"/>
+          <w:lang w:val="en-US"/>
+        </w:rPr>
+        <w:sym w:font="Wingdings 2" w:char="F052"/>
+      </w:r>
+      <w:r>
+        <w:rPr>
+          <w:rFonts w:ascii="Arial" w:hAnsi="Arial" w:cs="Arial"/>
+          <w:i/>
+          <w:sz w:val="28"/>
+          <w:szCs w:val="28"/>
+          <w:lang w:val="en-US"/>
+        </w:rPr>
+        <w:sym w:font="Wingdings 2" w:char="F052"/>
+      </w:r>
+      <w:r>
+        <w:rPr>
+          <w:rFonts w:ascii="Arial" w:hAnsi="Arial" w:cs="Arial"/>
+          <w:i/>
+          <w:sz w:val="28"/>
+          <w:szCs w:val="28"/>
+          <w:lang w:val="en-US"/>
+        </w:rPr>
+        <w:sym w:font="Wingdings 2" w:char="F052"/>
+      </w:r>
+      <w:r>
+        <w:rPr>
+          <w:rFonts w:ascii="Arial" w:hAnsi="Arial" w:cs="Arial"/>
+          <w:i/>
+          <w:sz w:val="28"/>
+          <w:szCs w:val="28"/>
+          <w:lang w:val="en-US"/>
+        </w:rPr>
+        <w:sym w:font="Wingdings 2" w:char="F052"/>
+      </w:r>
+      <w:r>
+        <w:rPr>
+          <w:rFonts w:ascii="Arial" w:hAnsi="Arial" w:cs="Arial"/>
+          <w:i/>
+          <w:sz w:val="28"/>
+          <w:szCs w:val="28"/>
+          <w:lang w:val="en-US"/>
+        </w:rPr>
+        <w:sym w:font="Wingdings 2" w:char="F052"/>
+      </w:r>
+      <w:r>
+        <w:rPr>
+          <w:rFonts w:ascii="Arial" w:hAnsi="Arial" w:cs="Arial"/>
+          <w:i/>
+          <w:sz w:val="28"/>
+          <w:szCs w:val="28"/>
+          <w:lang w:val="en-US"/>
+        </w:rPr>
+        <w:sym w:font="Wingdings 2" w:char="F052"/>
+      </w:r>
+      <w:r>
+        <w:rPr>
+          <w:rFonts w:ascii="Arial" w:hAnsi="Arial" w:cs="Arial"/>
+          <w:i/>
+          <w:sz w:val="28"/>
+          <w:szCs w:val="28"/>
+          <w:lang w:val="en-US"/>
+        </w:rPr>
+        <w:sym w:font="Wingdings 2" w:char="F052"/>
+      </w:r>
+      <w:r>
+        <w:rPr>
+          <w:rFonts w:ascii="Arial" w:hAnsi="Arial" w:cs="Arial"/>
+          <w:i/>
+          <w:sz w:val="28"/>
+          <w:szCs w:val="28"/>
+          <w:lang w:val="en-US"/>
+        </w:rPr>
+        <w:sym w:font="Wingdings 2" w:char="F052"/>
+      </w:r>
+      <w:r>
+        <w:rPr>
+          <w:rFonts w:ascii="Arial" w:hAnsi="Arial" w:cs="Arial"/>
+          <w:i/>
+          <w:sz w:val="28"/>
+          <w:szCs w:val="28"/>
+          <w:lang w:val="en-US"/>
+        </w:rPr>
+        <w:sym w:font="Wingdings 2" w:char="F052"/>
+      </w:r>
+      <w:r>
+        <w:rPr>
+          <w:rFonts w:ascii="Arial" w:hAnsi="Arial" w:cs="Arial"/>
+          <w:i/>
+          <w:sz w:val="28"/>
+          <w:szCs w:val="28"/>
+          <w:lang w:val="en-US"/>
+        </w:rPr>
+        <w:sym w:font="Wingdings 2" w:char="F052"/>
+      </w:r>
+      <w:r>
+        <w:rPr>
+          <w:rFonts w:ascii="Arial" w:hAnsi="Arial" w:cs="Arial"/>
+          <w:i/>
+          <w:sz w:val="28"/>
+          <w:szCs w:val="28"/>
+          <w:lang w:val="en-US"/>
+        </w:rPr>
+        <w:sym w:font="Wingdings 2" w:char="F052"/>
+      </w:r>
+      <w:r>
+        <w:rPr>
+          <w:rFonts w:ascii="Arial" w:hAnsi="Arial" w:cs="Arial"/>
+          <w:i/>
+          <w:sz w:val="28"/>
+          <w:szCs w:val="28"/>
+          <w:lang w:val="en-US"/>
+        </w:rPr>
+        <w:sym w:font="Wingdings 2" w:char="F052"/>
+      </w:r>
+      <w:r>
+        <w:rPr>
+          <w:rFonts w:ascii="Arial" w:hAnsi="Arial" w:cs="Arial"/>
+          <w:i/>
+          <w:sz w:val="28"/>
+          <w:szCs w:val="28"/>
+          <w:lang w:val="en-US"/>
+        </w:rPr>
+        <w:sym w:font="Wingdings 2" w:char="F052"/>
+      </w:r>
+      <w:r>
+        <w:rPr>
+          <w:rFonts w:ascii="Arial" w:hAnsi="Arial" w:cs="Arial"/>
+          <w:i/>
+          <w:sz w:val="28"/>
+          <w:szCs w:val="28"/>
+          <w:lang w:val="en-US"/>
+        </w:rPr>
+        <w:sym w:font="Wingdings 2" w:char="F052"/>
+      </w:r>
+      <w:r>
+        <w:rPr>
+          <w:rFonts w:ascii="Arial" w:hAnsi="Arial" w:cs="Arial"/>
+          <w:i/>
+          <w:sz w:val="28"/>
+          <w:szCs w:val="28"/>
+          <w:lang w:val="en-US"/>
+        </w:rPr>
+        <w:sym w:font="Wingdings 2" w:char="F052"/>
+      </w:r>
+      <w:r>
+        <w:rPr>
+          <w:rFonts w:ascii="Arial" w:hAnsi="Arial" w:cs="Arial"/>
+          <w:i/>
+          <w:sz w:val="28"/>
+          <w:szCs w:val="28"/>
+          <w:lang w:val="en-US"/>
+        </w:rPr>
+        <w:sym w:font="Wingdings 2" w:char="F052"/>
+      </w:r>
+      <w:r>
+        <w:rPr>
+          <w:rFonts w:ascii="Arial" w:hAnsi="Arial" w:cs="Arial"/>
+          <w:i/>
+          <w:sz w:val="28"/>
+          <w:szCs w:val="28"/>
+          <w:lang w:val="en-US"/>
+        </w:rPr>
+        <w:sym w:font="Wingdings 2" w:char="F052"/>
+      </w:r>
+      <w:r>
+        <w:rPr>
+          <w:rFonts w:ascii="Arial" w:hAnsi="Arial" w:cs="Arial"/>
+          <w:i/>
+          <w:sz w:val="28"/>
+          <w:szCs w:val="28"/>
+          <w:lang w:val="en-US"/>
+        </w:rPr>
+        <w:sym w:font="Wingdings 2" w:char="F052"/>
+      </w:r>
+      <w:r>
+        <w:rPr>
+          <w:rFonts w:ascii="Arial" w:hAnsi="Arial" w:cs="Arial"/>
+          <w:i/>
+          <w:sz w:val="28"/>
+          <w:szCs w:val="28"/>
+          <w:lang w:val="en-US"/>
+        </w:rPr>
+        <w:sym w:font="Wingdings 2" w:char="F052"/>
+      </w:r>
+      <w:r>
+        <w:rPr>
+          <w:rFonts w:ascii="Arial" w:hAnsi="Arial" w:cs="Arial"/>
+          <w:i/>
+          <w:sz w:val="28"/>
+          <w:szCs w:val="28"/>
+          <w:lang w:val="en-US"/>
+        </w:rPr>
+        <w:sym w:font="Wingdings 2" w:char="F052"/>
+      </w:r>
+      <w:r>
+        <w:rPr>
+          <w:rFonts w:ascii="Arial" w:hAnsi="Arial" w:cs="Arial"/>
+          <w:i/>
+          <w:sz w:val="28"/>
+          <w:szCs w:val="28"/>
+          <w:lang w:val="en-US"/>
+        </w:rPr>
+        <w:sym w:font="Wingdings 2" w:char="F052"/>
+      </w:r>
+      <w:r>
+        <w:rPr>
+          <w:rFonts w:ascii="Arial" w:hAnsi="Arial" w:cs="Arial"/>
+          <w:i/>
+          <w:sz w:val="28"/>
+          <w:szCs w:val="28"/>
+          <w:lang w:val="en-US"/>
+        </w:rPr>
+        <w:sym w:font="Wingdings 2" w:char="F052"/>
+      </w:r>
+      <w:r>
+        <w:rPr>
+          <w:rFonts w:ascii="Arial" w:hAnsi="Arial" w:cs="Arial"/>
+          <w:i/>
+          <w:sz w:val="28"/>
+          <w:szCs w:val="28"/>
+          <w:lang w:val="en-US"/>
+        </w:rPr>
+        <w:sym w:font="Wingdings 2" w:char="F052"/>
+      </w:r>
+      <w:r>
+        <w:rPr>
+          <w:rFonts w:ascii="Arial" w:hAnsi="Arial" w:cs="Arial"/>
+          <w:i/>
+          <w:sz w:val="28"/>
+          <w:szCs w:val="28"/>
+          <w:lang w:val="en-US"/>
+        </w:rPr>
+        <w:sym w:font="Wingdings 2" w:char="F052"/>
+      </w:r>
+      <w:r>
+        <w:rPr>
+          <w:rFonts w:ascii="Arial" w:hAnsi="Arial" w:cs="Arial"/>
+          <w:i/>
+          <w:sz w:val="28"/>
+          <w:szCs w:val="28"/>
+          <w:lang w:val="en-US"/>
+        </w:rPr>
+        <w:sym w:font="Wingdings 2" w:char="F052"/>
+      </w:r>
+      <w:r>
+        <w:rPr>
+          <w:rFonts w:ascii="Arial" w:hAnsi="Arial" w:cs="Arial"/>
+          <w:i/>
+          <w:sz w:val="28"/>
+          <w:szCs w:val="28"/>
+          <w:lang w:val="en-US"/>
+        </w:rPr>
+        <w:sym w:font="Wingdings 2" w:char="F052"/>
+      </w:r>
+      <w:r>
+        <w:rPr>
+          <w:rFonts w:ascii="Arial" w:hAnsi="Arial" w:cs="Arial"/>
+          <w:i/>
+          <w:sz w:val="28"/>
+          <w:szCs w:val="28"/>
+          <w:lang w:val="en-US"/>
+        </w:rPr>
+        <w:sym w:font="Wingdings 2" w:char="F052"/>
+      </w:r>
+      <w:r>
+        <w:rPr>
+          <w:rFonts w:ascii="Arial" w:hAnsi="Arial" w:cs="Arial"/>
+          <w:i/>
+          <w:sz w:val="28"/>
+          <w:szCs w:val="28"/>
+          <w:lang w:val="en-US"/>
+        </w:rPr>
+        <w:sym w:font="Wingdings 2" w:char="F052"/>
+      </w:r>
+      <w:r>
+        <w:rPr>
+          <w:rFonts w:ascii="Arial" w:hAnsi="Arial" w:cs="Arial"/>
+          <w:i/>
+          <w:sz w:val="28"/>
+          <w:szCs w:val="28"/>
+          <w:lang w:val="en-US"/>
+        </w:rPr>
+        <w:sym w:font="Wingdings 2" w:char="F052"/>
+      </w:r>
+      <w:r>
+        <w:rPr>
+          <w:rFonts w:ascii="Arial" w:hAnsi="Arial" w:cs="Arial"/>
+          <w:i/>
+          <w:sz w:val="28"/>
+          <w:szCs w:val="28"/>
+          <w:lang w:val="en-US"/>
+        </w:rPr>
+        <w:sym w:font="Wingdings 2" w:char="F052"/>
+      </w:r>
+      <w:r>
+        <w:rPr>
+          <w:rFonts w:ascii="Arial" w:hAnsi="Arial" w:cs="Arial"/>
+          <w:i/>
+          <w:sz w:val="28"/>
+          <w:szCs w:val="28"/>
+          <w:lang w:val="en-US"/>
+        </w:rPr>
+        <w:sym w:font="Wingdings 2" w:char="F052"/>
       </w:r>
     </w:p>
     <w:p>

--- a/plan game.docx
+++ b/plan game.docx
@@ -1,6 +1,6 @@
 
 <file path=word/document.xml><?xml version="1.0" encoding="utf-8"?>
-<w:document xmlns:wpc="http://schemas.microsoft.com/office/word/2010/wordprocessingCanvas" xmlns:cx="http://schemas.microsoft.com/office/drawing/2014/chartex" xmlns:mc="http://schemas.openxmlformats.org/markup-compatibility/2006" xmlns:o="urn:schemas-microsoft-com:office:office" xmlns:r="http://schemas.openxmlformats.org/officeDocument/2006/relationships" xmlns:m="http://schemas.openxmlformats.org/officeDocument/2006/math" xmlns:v="urn:schemas-microsoft-com:vml" xmlns:wp14="http://schemas.microsoft.com/office/word/2010/wordprocessingDrawing" xmlns:wp="http://schemas.openxmlformats.org/drawingml/2006/wordprocessingDrawing" xmlns:w10="urn:schemas-microsoft-com:office:word" xmlns:w="http://schemas.openxmlformats.org/wordprocessingml/2006/main" xmlns:w14="http://schemas.microsoft.com/office/word/2010/wordml" xmlns:w15="http://schemas.microsoft.com/office/word/2012/wordml" xmlns:w16se="http://schemas.microsoft.com/office/word/2015/wordml/symex" xmlns:wpg="http://schemas.microsoft.com/office/word/2010/wordprocessingGroup" xmlns:wpi="http://schemas.microsoft.com/office/word/2010/wordprocessingInk" xmlns:wne="http://schemas.microsoft.com/office/word/2006/wordml" xmlns:wps="http://schemas.microsoft.com/office/word/2010/wordprocessingShape" mc:Ignorable="w14 w15 w16se wp14">
+<w:document xmlns:wpc="http://schemas.microsoft.com/office/word/2010/wordprocessingCanvas" xmlns:cx="http://schemas.microsoft.com/office/drawing/2014/chartex" xmlns:cx1="http://schemas.microsoft.com/office/drawing/2015/9/8/chartex" xmlns:cx2="http://schemas.microsoft.com/office/drawing/2015/10/21/chartex" xmlns:cx3="http://schemas.microsoft.com/office/drawing/2016/5/9/chartex" xmlns:cx4="http://schemas.microsoft.com/office/drawing/2016/5/10/chartex" xmlns:cx5="http://schemas.microsoft.com/office/drawing/2016/5/11/chartex" xmlns:cx6="http://schemas.microsoft.com/office/drawing/2016/5/12/chartex" xmlns:cx7="http://schemas.microsoft.com/office/drawing/2016/5/13/chartex" xmlns:cx8="http://schemas.microsoft.com/office/drawing/2016/5/14/chartex" xmlns:mc="http://schemas.openxmlformats.org/markup-compatibility/2006" xmlns:aink="http://schemas.microsoft.com/office/drawing/2016/ink" xmlns:am3d="http://schemas.microsoft.com/office/drawing/2017/model3d" xmlns:o="urn:schemas-microsoft-com:office:office" xmlns:oel="http://schemas.microsoft.com/office/2019/extlst" xmlns:r="http://schemas.openxmlformats.org/officeDocument/2006/relationships" xmlns:m="http://schemas.openxmlformats.org/officeDocument/2006/math" xmlns:v="urn:schemas-microsoft-com:vml" xmlns:wp14="http://schemas.microsoft.com/office/word/2010/wordprocessingDrawing" xmlns:wp="http://schemas.openxmlformats.org/drawingml/2006/wordprocessingDrawing" xmlns:w10="urn:schemas-microsoft-com:office:word" xmlns:w="http://schemas.openxmlformats.org/wordprocessingml/2006/main" xmlns:w14="http://schemas.microsoft.com/office/word/2010/wordml" xmlns:w15="http://schemas.microsoft.com/office/word/2012/wordml" xmlns:w16cex="http://schemas.microsoft.com/office/word/2018/wordml/cex" xmlns:w16cid="http://schemas.microsoft.com/office/word/2016/wordml/cid" xmlns:w16="http://schemas.microsoft.com/office/word/2018/wordml" xmlns:w16du="http://schemas.microsoft.com/office/word/2023/wordml/word16du" xmlns:w16sdtdh="http://schemas.microsoft.com/office/word/2020/wordml/sdtdatahash" xmlns:w16sdtfl="http://schemas.microsoft.com/office/word/2024/wordml/sdtformatlock" xmlns:w16se="http://schemas.microsoft.com/office/word/2015/wordml/symex" xmlns:wpg="http://schemas.microsoft.com/office/word/2010/wordprocessingGroup" xmlns:wpi="http://schemas.microsoft.com/office/word/2010/wordprocessingInk" xmlns:wne="http://schemas.microsoft.com/office/word/2006/wordml" xmlns:wps="http://schemas.microsoft.com/office/word/2010/wordprocessingShape" mc:Ignorable="w14 w15 w16se w16cid w16 w16cex w16sdtdh w16sdtfl w16du wp14">
   <w:body>
     <w:p>
       <w:pPr>
@@ -250,8 +250,6 @@
           <w:i/>
         </w:rPr>
       </w:pPr>
-      <w:bookmarkStart w:id="0" w:name="_GoBack"/>
-      <w:bookmarkEnd w:id="0"/>
     </w:p>
     <w:p>
       <w:pPr>
@@ -1507,6 +1505,23 @@
         </w:rPr>
         <w:t>Отскок мячика от рамки.</w:t>
       </w:r>
+      <w:r>
+        <w:rPr>
+          <w:rFonts w:ascii="Arial" w:hAnsi="Arial" w:cs="Arial"/>
+          <w:i/>
+        </w:rPr>
+        <w:tab/>
+      </w:r>
+      <w:r>
+        <w:rPr>
+          <w:rFonts w:ascii="Arial" w:hAnsi="Arial" w:cs="Arial"/>
+          <w:i/>
+          <w:sz w:val="28"/>
+          <w:szCs w:val="28"/>
+          <w:lang w:val="en-US"/>
+        </w:rPr>
+        <w:sym w:font="Wingdings 2" w:char="F052"/>
+      </w:r>
     </w:p>
     <w:p>
       <w:pPr>
@@ -1536,6 +1551,26 @@
         </w:rPr>
         <w:t>.</w:t>
       </w:r>
+      <w:r>
+        <w:rPr>
+          <w:rFonts w:ascii="Arial" w:hAnsi="Arial" w:cs="Arial"/>
+          <w:i/>
+          <w:sz w:val="28"/>
+          <w:szCs w:val="28"/>
+          <w:lang w:val="en-US"/>
+        </w:rPr>
+        <w:t xml:space="preserve"> </w:t>
+      </w:r>
+      <w:r>
+        <w:rPr>
+          <w:rFonts w:ascii="Arial" w:hAnsi="Arial" w:cs="Arial"/>
+          <w:i/>
+          <w:sz w:val="28"/>
+          <w:szCs w:val="28"/>
+          <w:lang w:val="en-US"/>
+        </w:rPr>
+        <w:sym w:font="Wingdings 2" w:char="F052"/>
+      </w:r>
     </w:p>
     <w:p>
       <w:pPr>
@@ -1565,6 +1600,23 @@
         </w:rPr>
         <w:t>.</w:t>
       </w:r>
+      <w:r>
+        <w:rPr>
+          <w:rFonts w:ascii="Arial" w:hAnsi="Arial" w:cs="Arial"/>
+          <w:i/>
+        </w:rPr>
+        <w:t xml:space="preserve"> </w:t>
+      </w:r>
+      <w:r>
+        <w:rPr>
+          <w:rFonts w:ascii="Arial" w:hAnsi="Arial" w:cs="Arial"/>
+          <w:i/>
+          <w:sz w:val="28"/>
+          <w:szCs w:val="28"/>
+          <w:lang w:val="en-US"/>
+        </w:rPr>
+        <w:sym w:font="Wingdings 2" w:char="F052"/>
+      </w:r>
     </w:p>
     <w:p>
       <w:pPr>
@@ -1968,6 +2020,23 @@
         </w:rPr>
         <w:t>.</w:t>
       </w:r>
+      <w:r>
+        <w:rPr>
+          <w:rFonts w:ascii="Arial" w:hAnsi="Arial" w:cs="Arial"/>
+          <w:i/>
+        </w:rPr>
+        <w:t xml:space="preserve"> </w:t>
+      </w:r>
+      <w:r>
+        <w:rPr>
+          <w:rFonts w:ascii="Arial" w:hAnsi="Arial" w:cs="Arial"/>
+          <w:i/>
+          <w:sz w:val="28"/>
+          <w:szCs w:val="28"/>
+          <w:lang w:val="en-US"/>
+        </w:rPr>
+        <w:sym w:font="Wingdings 2" w:char="F052"/>
+      </w:r>
     </w:p>
     <w:p>
       <w:pPr>
@@ -1996,6 +2065,23 @@
         </w:rPr>
         <w:t>.</w:t>
       </w:r>
+      <w:r>
+        <w:rPr>
+          <w:rFonts w:ascii="Arial" w:hAnsi="Arial" w:cs="Arial"/>
+          <w:i/>
+        </w:rPr>
+        <w:t xml:space="preserve"> </w:t>
+      </w:r>
+      <w:r>
+        <w:rPr>
+          <w:rFonts w:ascii="Arial" w:hAnsi="Arial" w:cs="Arial"/>
+          <w:i/>
+          <w:sz w:val="28"/>
+          <w:szCs w:val="28"/>
+          <w:lang w:val="en-US"/>
+        </w:rPr>
+        <w:sym w:font="Wingdings 2" w:char="F052"/>
+      </w:r>
     </w:p>
     <w:p>
       <w:pPr>
@@ -3018,6 +3104,23 @@
         </w:rPr>
         <w:t>Могут быть с буквой или без</w:t>
       </w:r>
+      <w:r>
+        <w:rPr>
+          <w:rFonts w:ascii="Arial" w:hAnsi="Arial" w:cs="Arial"/>
+          <w:i/>
+        </w:rPr>
+        <w:t xml:space="preserve"> </w:t>
+      </w:r>
+      <w:r>
+        <w:rPr>
+          <w:rFonts w:ascii="Arial" w:hAnsi="Arial" w:cs="Arial"/>
+          <w:i/>
+          <w:sz w:val="28"/>
+          <w:szCs w:val="28"/>
+          <w:lang w:val="en-US"/>
+        </w:rPr>
+        <w:sym w:font="Wingdings 2" w:char="F052"/>
+      </w:r>
     </w:p>
     <w:p>
       <w:pPr>
@@ -3059,6 +3162,23 @@
         </w:rPr>
         <w:t>:</w:t>
       </w:r>
+      <w:r>
+        <w:rPr>
+          <w:rFonts w:ascii="Arial" w:hAnsi="Arial" w:cs="Arial"/>
+          <w:i/>
+        </w:rPr>
+        <w:t xml:space="preserve"> </w:t>
+      </w:r>
+      <w:r>
+        <w:rPr>
+          <w:rFonts w:ascii="Arial" w:hAnsi="Arial" w:cs="Arial"/>
+          <w:i/>
+          <w:sz w:val="28"/>
+          <w:szCs w:val="28"/>
+          <w:lang w:val="en-US"/>
+        </w:rPr>
+        <w:sym w:font="Wingdings 2" w:char="F052"/>
+      </w:r>
     </w:p>
     <w:p>
       <w:pPr>
@@ -3079,6 +3199,23 @@
         </w:rPr>
         <w:t>Без буквы – создаётся активный кирпич</w:t>
       </w:r>
+      <w:r>
+        <w:rPr>
+          <w:rFonts w:ascii="Arial" w:hAnsi="Arial" w:cs="Arial"/>
+          <w:i/>
+        </w:rPr>
+        <w:t xml:space="preserve"> </w:t>
+      </w:r>
+      <w:r>
+        <w:rPr>
+          <w:rFonts w:ascii="Arial" w:hAnsi="Arial" w:cs="Arial"/>
+          <w:i/>
+          <w:sz w:val="28"/>
+          <w:szCs w:val="28"/>
+          <w:lang w:val="en-US"/>
+        </w:rPr>
+        <w:sym w:font="Wingdings 2" w:char="F052"/>
+      </w:r>
     </w:p>
     <w:p>
       <w:pPr>
@@ -3098,6 +3235,23 @@
           <w:i/>
         </w:rPr>
         <w:t>С буквой – создаётся падающая буква</w:t>
+      </w:r>
+      <w:r>
+        <w:rPr>
+          <w:rFonts w:ascii="Arial" w:hAnsi="Arial" w:cs="Arial"/>
+          <w:i/>
+        </w:rPr>
+        <w:t xml:space="preserve"> </w:t>
+      </w:r>
+      <w:r>
+        <w:rPr>
+          <w:rFonts w:ascii="Arial" w:hAnsi="Arial" w:cs="Arial"/>
+          <w:i/>
+          <w:sz w:val="28"/>
+          <w:szCs w:val="28"/>
+          <w:lang w:val="en-US"/>
+        </w:rPr>
+        <w:sym w:font="Wingdings 2" w:char="F052"/>
       </w:r>
     </w:p>
     <w:p>
@@ -3417,6 +3571,7 @@
           <w:rFonts w:ascii="Arial" w:hAnsi="Arial" w:cs="Arial"/>
           <w:i/>
         </w:rPr>
+        <w:lastRenderedPageBreak/>
         <w:t>Кирпич – реклама</w:t>
       </w:r>
     </w:p>
@@ -3473,6 +3628,313 @@
     </w:p>
     <w:p>
       <w:pPr>
+        <w:pStyle w:val="a3"/>
+        <w:tabs>
+          <w:tab w:val="left" w:pos="2265"/>
+        </w:tabs>
+        <w:ind w:left="1080"/>
+        <w:rPr>
+          <w:rFonts w:ascii="Arial" w:hAnsi="Arial" w:cs="Arial"/>
+          <w:i/>
+        </w:rPr>
+      </w:pPr>
+    </w:p>
+    <w:p>
+      <w:pPr>
+        <w:tabs>
+          <w:tab w:val="left" w:pos="2265"/>
+        </w:tabs>
+        <w:rPr>
+          <w:rFonts w:ascii="Arial" w:hAnsi="Arial" w:cs="Arial"/>
+          <w:b/>
+          <w:bCs/>
+          <w:i/>
+          <w:sz w:val="26"/>
+          <w:szCs w:val="26"/>
+        </w:rPr>
+      </w:pPr>
+      <w:r>
+        <w:rPr>
+          <w:rFonts w:ascii="Arial" w:hAnsi="Arial" w:cs="Arial"/>
+          <w:b/>
+          <w:bCs/>
+          <w:i/>
+          <w:sz w:val="26"/>
+          <w:szCs w:val="26"/>
+        </w:rPr>
+        <w:t xml:space="preserve">     </w:t>
+      </w:r>
+      <w:r>
+        <w:rPr>
+          <w:rFonts w:ascii="Arial" w:hAnsi="Arial" w:cs="Arial"/>
+          <w:b/>
+          <w:bCs/>
+          <w:i/>
+          <w:sz w:val="26"/>
+          <w:szCs w:val="26"/>
+        </w:rPr>
+        <w:t>Взаимодействие особых кирпичей</w:t>
+      </w:r>
+      <w:r>
+        <w:rPr>
+          <w:rFonts w:ascii="Arial" w:hAnsi="Arial" w:cs="Arial"/>
+          <w:i/>
+          <w:sz w:val="28"/>
+          <w:szCs w:val="28"/>
+          <w:lang w:val="en-US"/>
+        </w:rPr>
+        <w:sym w:font="Wingdings 2" w:char="F052"/>
+      </w:r>
+      <w:r>
+        <w:rPr>
+          <w:rFonts w:ascii="Arial" w:hAnsi="Arial" w:cs="Arial"/>
+          <w:i/>
+          <w:sz w:val="28"/>
+          <w:szCs w:val="28"/>
+          <w:lang w:val="en-US"/>
+        </w:rPr>
+        <w:sym w:font="Wingdings 2" w:char="F052"/>
+      </w:r>
+      <w:r>
+        <w:rPr>
+          <w:rFonts w:ascii="Arial" w:hAnsi="Arial" w:cs="Arial"/>
+          <w:i/>
+          <w:sz w:val="28"/>
+          <w:szCs w:val="28"/>
+          <w:lang w:val="en-US"/>
+        </w:rPr>
+        <w:sym w:font="Wingdings 2" w:char="F052"/>
+      </w:r>
+      <w:r>
+        <w:rPr>
+          <w:rFonts w:ascii="Arial" w:hAnsi="Arial" w:cs="Arial"/>
+          <w:i/>
+          <w:sz w:val="28"/>
+          <w:szCs w:val="28"/>
+          <w:lang w:val="en-US"/>
+        </w:rPr>
+        <w:sym w:font="Wingdings 2" w:char="F052"/>
+      </w:r>
+      <w:r>
+        <w:rPr>
+          <w:rFonts w:ascii="Arial" w:hAnsi="Arial" w:cs="Arial"/>
+          <w:i/>
+          <w:sz w:val="28"/>
+          <w:szCs w:val="28"/>
+          <w:lang w:val="en-US"/>
+        </w:rPr>
+        <w:sym w:font="Wingdings 2" w:char="F052"/>
+      </w:r>
+      <w:r>
+        <w:rPr>
+          <w:rFonts w:ascii="Arial" w:hAnsi="Arial" w:cs="Arial"/>
+          <w:i/>
+          <w:sz w:val="28"/>
+          <w:szCs w:val="28"/>
+          <w:lang w:val="en-US"/>
+        </w:rPr>
+        <w:sym w:font="Wingdings 2" w:char="F052"/>
+      </w:r>
+      <w:r>
+        <w:rPr>
+          <w:rFonts w:ascii="Arial" w:hAnsi="Arial" w:cs="Arial"/>
+          <w:i/>
+          <w:sz w:val="28"/>
+          <w:szCs w:val="28"/>
+          <w:lang w:val="en-US"/>
+        </w:rPr>
+        <w:sym w:font="Wingdings 2" w:char="F052"/>
+      </w:r>
+      <w:r>
+        <w:rPr>
+          <w:rFonts w:ascii="Arial" w:hAnsi="Arial" w:cs="Arial"/>
+          <w:i/>
+          <w:sz w:val="28"/>
+          <w:szCs w:val="28"/>
+          <w:lang w:val="en-US"/>
+        </w:rPr>
+        <w:sym w:font="Wingdings 2" w:char="F052"/>
+      </w:r>
+      <w:r>
+        <w:rPr>
+          <w:rFonts w:ascii="Arial" w:hAnsi="Arial" w:cs="Arial"/>
+          <w:i/>
+          <w:sz w:val="28"/>
+          <w:szCs w:val="28"/>
+          <w:lang w:val="en-US"/>
+        </w:rPr>
+        <w:sym w:font="Wingdings 2" w:char="F052"/>
+      </w:r>
+      <w:r>
+        <w:rPr>
+          <w:rFonts w:ascii="Arial" w:hAnsi="Arial" w:cs="Arial"/>
+          <w:i/>
+          <w:sz w:val="28"/>
+          <w:szCs w:val="28"/>
+          <w:lang w:val="en-US"/>
+        </w:rPr>
+        <w:sym w:font="Wingdings 2" w:char="F052"/>
+      </w:r>
+      <w:r>
+        <w:rPr>
+          <w:rFonts w:ascii="Arial" w:hAnsi="Arial" w:cs="Arial"/>
+          <w:i/>
+          <w:sz w:val="28"/>
+          <w:szCs w:val="28"/>
+          <w:lang w:val="en-US"/>
+        </w:rPr>
+        <w:sym w:font="Wingdings 2" w:char="F052"/>
+      </w:r>
+      <w:r>
+        <w:rPr>
+          <w:rFonts w:ascii="Arial" w:hAnsi="Arial" w:cs="Arial"/>
+          <w:i/>
+          <w:sz w:val="28"/>
+          <w:szCs w:val="28"/>
+          <w:lang w:val="en-US"/>
+        </w:rPr>
+        <w:sym w:font="Wingdings 2" w:char="F052"/>
+      </w:r>
+      <w:r>
+        <w:rPr>
+          <w:rFonts w:ascii="Arial" w:hAnsi="Arial" w:cs="Arial"/>
+          <w:i/>
+          <w:sz w:val="28"/>
+          <w:szCs w:val="28"/>
+          <w:lang w:val="en-US"/>
+        </w:rPr>
+        <w:sym w:font="Wingdings 2" w:char="F052"/>
+      </w:r>
+      <w:r>
+        <w:rPr>
+          <w:rFonts w:ascii="Arial" w:hAnsi="Arial" w:cs="Arial"/>
+          <w:i/>
+          <w:sz w:val="28"/>
+          <w:szCs w:val="28"/>
+          <w:lang w:val="en-US"/>
+        </w:rPr>
+        <w:sym w:font="Wingdings 2" w:char="F052"/>
+      </w:r>
+      <w:r>
+        <w:rPr>
+          <w:rFonts w:ascii="Arial" w:hAnsi="Arial" w:cs="Arial"/>
+          <w:i/>
+          <w:sz w:val="28"/>
+          <w:szCs w:val="28"/>
+          <w:lang w:val="en-US"/>
+        </w:rPr>
+        <w:sym w:font="Wingdings 2" w:char="F052"/>
+      </w:r>
+      <w:r>
+        <w:rPr>
+          <w:rFonts w:ascii="Arial" w:hAnsi="Arial" w:cs="Arial"/>
+          <w:i/>
+          <w:sz w:val="28"/>
+          <w:szCs w:val="28"/>
+          <w:lang w:val="en-US"/>
+        </w:rPr>
+        <w:sym w:font="Wingdings 2" w:char="F052"/>
+      </w:r>
+      <w:r>
+        <w:rPr>
+          <w:rFonts w:ascii="Arial" w:hAnsi="Arial" w:cs="Arial"/>
+          <w:i/>
+          <w:sz w:val="28"/>
+          <w:szCs w:val="28"/>
+          <w:lang w:val="en-US"/>
+        </w:rPr>
+        <w:sym w:font="Wingdings 2" w:char="F052"/>
+      </w:r>
+      <w:r>
+        <w:rPr>
+          <w:rFonts w:ascii="Arial" w:hAnsi="Arial" w:cs="Arial"/>
+          <w:i/>
+          <w:sz w:val="28"/>
+          <w:szCs w:val="28"/>
+          <w:lang w:val="en-US"/>
+        </w:rPr>
+        <w:sym w:font="Wingdings 2" w:char="F052"/>
+      </w:r>
+      <w:r>
+        <w:rPr>
+          <w:rFonts w:ascii="Arial" w:hAnsi="Arial" w:cs="Arial"/>
+          <w:i/>
+          <w:sz w:val="28"/>
+          <w:szCs w:val="28"/>
+          <w:lang w:val="en-US"/>
+        </w:rPr>
+        <w:sym w:font="Wingdings 2" w:char="F052"/>
+      </w:r>
+      <w:r>
+        <w:rPr>
+          <w:rFonts w:ascii="Arial" w:hAnsi="Arial" w:cs="Arial"/>
+          <w:i/>
+          <w:sz w:val="28"/>
+          <w:szCs w:val="28"/>
+          <w:lang w:val="en-US"/>
+        </w:rPr>
+        <w:sym w:font="Wingdings 2" w:char="F052"/>
+      </w:r>
+      <w:r>
+        <w:rPr>
+          <w:rFonts w:ascii="Arial" w:hAnsi="Arial" w:cs="Arial"/>
+          <w:i/>
+          <w:sz w:val="28"/>
+          <w:szCs w:val="28"/>
+          <w:lang w:val="en-US"/>
+        </w:rPr>
+        <w:sym w:font="Wingdings 2" w:char="F052"/>
+      </w:r>
+    </w:p>
+    <w:p>
+      <w:pPr>
+        <w:pStyle w:val="a3"/>
+        <w:numPr>
+          <w:ilvl w:val="0"/>
+          <w:numId w:val="14"/>
+        </w:numPr>
+        <w:tabs>
+          <w:tab w:val="left" w:pos="2265"/>
+        </w:tabs>
+        <w:rPr>
+          <w:rFonts w:ascii="Arial" w:hAnsi="Arial" w:cs="Arial"/>
+          <w:i/>
+        </w:rPr>
+      </w:pPr>
+      <w:r>
+        <w:rPr>
+          <w:rFonts w:ascii="Arial" w:hAnsi="Arial" w:cs="Arial"/>
+          <w:i/>
+        </w:rPr>
+        <w:t>Падающая буква – взаимодействует только с платформой</w:t>
+      </w:r>
+    </w:p>
+    <w:p>
+      <w:pPr>
+        <w:pStyle w:val="a3"/>
+        <w:numPr>
+          <w:ilvl w:val="0"/>
+          <w:numId w:val="14"/>
+        </w:numPr>
+        <w:tabs>
+          <w:tab w:val="left" w:pos="2265"/>
+        </w:tabs>
+        <w:rPr>
+          <w:rFonts w:ascii="Arial" w:hAnsi="Arial" w:cs="Arial"/>
+          <w:i/>
+        </w:rPr>
+      </w:pPr>
+      <w:r>
+        <w:rPr>
+          <w:rFonts w:ascii="Arial" w:hAnsi="Arial" w:cs="Arial"/>
+          <w:i/>
+        </w:rPr>
+        <w:t>Активный кирпич – взаимодействует только с шариком</w:t>
+      </w:r>
+    </w:p>
+    <w:p>
+      <w:pPr>
+        <w:pStyle w:val="a3"/>
         <w:tabs>
           <w:tab w:val="left" w:pos="2265"/>
         </w:tabs>
@@ -5235,6 +5697,7 @@
           <w:szCs w:val="26"/>
           <w:lang w:val="en-US" w:eastAsia="ru-RU"/>
         </w:rPr>
+        <w:lastRenderedPageBreak/>
         <w:t>+</w:t>
       </w:r>
       <w:r>
@@ -7143,7 +7606,7 @@
 </file>
 
 <file path=word/numbering.xml><?xml version="1.0" encoding="utf-8"?>
-<w:numbering xmlns:wpc="http://schemas.microsoft.com/office/word/2010/wordprocessingCanvas" xmlns:cx="http://schemas.microsoft.com/office/drawing/2014/chartex" xmlns:mc="http://schemas.openxmlformats.org/markup-compatibility/2006" xmlns:o="urn:schemas-microsoft-com:office:office" xmlns:r="http://schemas.openxmlformats.org/officeDocument/2006/relationships" xmlns:m="http://schemas.openxmlformats.org/officeDocument/2006/math" xmlns:v="urn:schemas-microsoft-com:vml" xmlns:wp14="http://schemas.microsoft.com/office/word/2010/wordprocessingDrawing" xmlns:wp="http://schemas.openxmlformats.org/drawingml/2006/wordprocessingDrawing" xmlns:w10="urn:schemas-microsoft-com:office:word" xmlns:w="http://schemas.openxmlformats.org/wordprocessingml/2006/main" xmlns:w14="http://schemas.microsoft.com/office/word/2010/wordml" xmlns:w15="http://schemas.microsoft.com/office/word/2012/wordml" xmlns:w16se="http://schemas.microsoft.com/office/word/2015/wordml/symex" xmlns:wpg="http://schemas.microsoft.com/office/word/2010/wordprocessingGroup" xmlns:wpi="http://schemas.microsoft.com/office/word/2010/wordprocessingInk" xmlns:wne="http://schemas.microsoft.com/office/word/2006/wordml" xmlns:wps="http://schemas.microsoft.com/office/word/2010/wordprocessingShape" mc:Ignorable="w14 w15 w16se wp14">
+<w:numbering xmlns:wpc="http://schemas.microsoft.com/office/word/2010/wordprocessingCanvas" xmlns:cx="http://schemas.microsoft.com/office/drawing/2014/chartex" xmlns:cx1="http://schemas.microsoft.com/office/drawing/2015/9/8/chartex" xmlns:cx2="http://schemas.microsoft.com/office/drawing/2015/10/21/chartex" xmlns:cx3="http://schemas.microsoft.com/office/drawing/2016/5/9/chartex" xmlns:cx4="http://schemas.microsoft.com/office/drawing/2016/5/10/chartex" xmlns:cx5="http://schemas.microsoft.com/office/drawing/2016/5/11/chartex" xmlns:cx6="http://schemas.microsoft.com/office/drawing/2016/5/12/chartex" xmlns:cx7="http://schemas.microsoft.com/office/drawing/2016/5/13/chartex" xmlns:cx8="http://schemas.microsoft.com/office/drawing/2016/5/14/chartex" xmlns:mc="http://schemas.openxmlformats.org/markup-compatibility/2006" xmlns:aink="http://schemas.microsoft.com/office/drawing/2016/ink" xmlns:am3d="http://schemas.microsoft.com/office/drawing/2017/model3d" xmlns:o="urn:schemas-microsoft-com:office:office" xmlns:oel="http://schemas.microsoft.com/office/2019/extlst" xmlns:r="http://schemas.openxmlformats.org/officeDocument/2006/relationships" xmlns:m="http://schemas.openxmlformats.org/officeDocument/2006/math" xmlns:v="urn:schemas-microsoft-com:vml" xmlns:wp14="http://schemas.microsoft.com/office/word/2010/wordprocessingDrawing" xmlns:wp="http://schemas.openxmlformats.org/drawingml/2006/wordprocessingDrawing" xmlns:w10="urn:schemas-microsoft-com:office:word" xmlns:w="http://schemas.openxmlformats.org/wordprocessingml/2006/main" xmlns:w14="http://schemas.microsoft.com/office/word/2010/wordml" xmlns:w15="http://schemas.microsoft.com/office/word/2012/wordml" xmlns:w16cex="http://schemas.microsoft.com/office/word/2018/wordml/cex" xmlns:w16cid="http://schemas.microsoft.com/office/word/2016/wordml/cid" xmlns:w16="http://schemas.microsoft.com/office/word/2018/wordml" xmlns:w16du="http://schemas.microsoft.com/office/word/2023/wordml/word16du" xmlns:w16sdtdh="http://schemas.microsoft.com/office/word/2020/wordml/sdtdatahash" xmlns:w16sdtfl="http://schemas.microsoft.com/office/word/2024/wordml/sdtformatlock" xmlns:w16se="http://schemas.microsoft.com/office/word/2015/wordml/symex" xmlns:wpg="http://schemas.microsoft.com/office/word/2010/wordprocessingGroup" xmlns:wpi="http://schemas.microsoft.com/office/word/2010/wordprocessingInk" xmlns:wne="http://schemas.microsoft.com/office/word/2006/wordml" xmlns:wps="http://schemas.microsoft.com/office/word/2010/wordprocessingShape" mc:Ignorable="w14 w15 w16se w16cid w16 w16cex w16sdtdh w16sdtfl w16du wp14">
   <w:abstractNum w:abstractNumId="0" w15:restartNumberingAfterBreak="0">
     <w:nsid w:val="00EB557B"/>
     <w:multiLevelType w:val="multilevel"/>
@@ -7714,6 +8177,95 @@
     </w:lvl>
   </w:abstractNum>
   <w:abstractNum w:abstractNumId="5" w15:restartNumberingAfterBreak="0">
+    <w:nsid w:val="10E85134"/>
+    <w:multiLevelType w:val="hybridMultilevel"/>
+    <w:tmpl w:val="FF3C7004"/>
+    <w:lvl w:ilvl="0" w:tplc="0409000F">
+      <w:start w:val="1"/>
+      <w:numFmt w:val="decimal"/>
+      <w:lvlText w:val="%1."/>
+      <w:lvlJc w:val="left"/>
+      <w:pPr>
+        <w:ind w:left="720" w:hanging="360"/>
+      </w:pPr>
+      <w:rPr>
+        <w:rFonts w:hint="default"/>
+      </w:rPr>
+    </w:lvl>
+    <w:lvl w:ilvl="1" w:tplc="04090019" w:tentative="1">
+      <w:start w:val="1"/>
+      <w:numFmt w:val="lowerLetter"/>
+      <w:lvlText w:val="%2."/>
+      <w:lvlJc w:val="left"/>
+      <w:pPr>
+        <w:ind w:left="1440" w:hanging="360"/>
+      </w:pPr>
+    </w:lvl>
+    <w:lvl w:ilvl="2" w:tplc="0409001B" w:tentative="1">
+      <w:start w:val="1"/>
+      <w:numFmt w:val="lowerRoman"/>
+      <w:lvlText w:val="%3."/>
+      <w:lvlJc w:val="right"/>
+      <w:pPr>
+        <w:ind w:left="2160" w:hanging="180"/>
+      </w:pPr>
+    </w:lvl>
+    <w:lvl w:ilvl="3" w:tplc="0409000F" w:tentative="1">
+      <w:start w:val="1"/>
+      <w:numFmt w:val="decimal"/>
+      <w:lvlText w:val="%4."/>
+      <w:lvlJc w:val="left"/>
+      <w:pPr>
+        <w:ind w:left="2880" w:hanging="360"/>
+      </w:pPr>
+    </w:lvl>
+    <w:lvl w:ilvl="4" w:tplc="04090019" w:tentative="1">
+      <w:start w:val="1"/>
+      <w:numFmt w:val="lowerLetter"/>
+      <w:lvlText w:val="%5."/>
+      <w:lvlJc w:val="left"/>
+      <w:pPr>
+        <w:ind w:left="3600" w:hanging="360"/>
+      </w:pPr>
+    </w:lvl>
+    <w:lvl w:ilvl="5" w:tplc="0409001B" w:tentative="1">
+      <w:start w:val="1"/>
+      <w:numFmt w:val="lowerRoman"/>
+      <w:lvlText w:val="%6."/>
+      <w:lvlJc w:val="right"/>
+      <w:pPr>
+        <w:ind w:left="4320" w:hanging="180"/>
+      </w:pPr>
+    </w:lvl>
+    <w:lvl w:ilvl="6" w:tplc="0409000F" w:tentative="1">
+      <w:start w:val="1"/>
+      <w:numFmt w:val="decimal"/>
+      <w:lvlText w:val="%7."/>
+      <w:lvlJc w:val="left"/>
+      <w:pPr>
+        <w:ind w:left="5040" w:hanging="360"/>
+      </w:pPr>
+    </w:lvl>
+    <w:lvl w:ilvl="7" w:tplc="04090019" w:tentative="1">
+      <w:start w:val="1"/>
+      <w:numFmt w:val="lowerLetter"/>
+      <w:lvlText w:val="%8."/>
+      <w:lvlJc w:val="left"/>
+      <w:pPr>
+        <w:ind w:left="5760" w:hanging="360"/>
+      </w:pPr>
+    </w:lvl>
+    <w:lvl w:ilvl="8" w:tplc="0409001B" w:tentative="1">
+      <w:start w:val="1"/>
+      <w:numFmt w:val="lowerRoman"/>
+      <w:lvlText w:val="%9."/>
+      <w:lvlJc w:val="right"/>
+      <w:pPr>
+        <w:ind w:left="6480" w:hanging="180"/>
+      </w:pPr>
+    </w:lvl>
+  </w:abstractNum>
+  <w:abstractNum w:abstractNumId="6" w15:restartNumberingAfterBreak="0">
     <w:nsid w:val="34DB6FCE"/>
     <w:multiLevelType w:val="hybridMultilevel"/>
     <w:tmpl w:val="5E5C738C"/>
@@ -7802,7 +8354,7 @@
       </w:pPr>
     </w:lvl>
   </w:abstractNum>
-  <w:abstractNum w:abstractNumId="6" w15:restartNumberingAfterBreak="0">
+  <w:abstractNum w:abstractNumId="7" w15:restartNumberingAfterBreak="0">
     <w:nsid w:val="381E0B0F"/>
     <w:multiLevelType w:val="hybridMultilevel"/>
     <w:tmpl w:val="E974CE86"/>
@@ -7891,7 +8443,7 @@
       </w:pPr>
     </w:lvl>
   </w:abstractNum>
-  <w:abstractNum w:abstractNumId="7" w15:restartNumberingAfterBreak="0">
+  <w:abstractNum w:abstractNumId="8" w15:restartNumberingAfterBreak="0">
     <w:nsid w:val="4FFF3514"/>
     <w:multiLevelType w:val="hybridMultilevel"/>
     <w:tmpl w:val="7BC4AF8C"/>
@@ -7980,7 +8532,7 @@
       </w:pPr>
     </w:lvl>
   </w:abstractNum>
-  <w:abstractNum w:abstractNumId="8" w15:restartNumberingAfterBreak="0">
+  <w:abstractNum w:abstractNumId="9" w15:restartNumberingAfterBreak="0">
     <w:nsid w:val="527D3F8D"/>
     <w:multiLevelType w:val="hybridMultilevel"/>
     <w:tmpl w:val="37E844A4"/>
@@ -8069,7 +8621,7 @@
       </w:pPr>
     </w:lvl>
   </w:abstractNum>
-  <w:abstractNum w:abstractNumId="9" w15:restartNumberingAfterBreak="0">
+  <w:abstractNum w:abstractNumId="10" w15:restartNumberingAfterBreak="0">
     <w:nsid w:val="5931633B"/>
     <w:multiLevelType w:val="hybridMultilevel"/>
     <w:tmpl w:val="96D856BE"/>
@@ -8158,7 +8710,7 @@
       </w:pPr>
     </w:lvl>
   </w:abstractNum>
-  <w:abstractNum w:abstractNumId="10" w15:restartNumberingAfterBreak="0">
+  <w:abstractNum w:abstractNumId="11" w15:restartNumberingAfterBreak="0">
     <w:nsid w:val="66F4726E"/>
     <w:multiLevelType w:val="multilevel"/>
     <w:tmpl w:val="95E01A3A"/>
@@ -8279,7 +8831,7 @@
       </w:rPr>
     </w:lvl>
   </w:abstractNum>
-  <w:abstractNum w:abstractNumId="11" w15:restartNumberingAfterBreak="0">
+  <w:abstractNum w:abstractNumId="12" w15:restartNumberingAfterBreak="0">
     <w:nsid w:val="6E0755BC"/>
     <w:multiLevelType w:val="hybridMultilevel"/>
     <w:tmpl w:val="40B00FC2"/>
@@ -8368,7 +8920,7 @@
       </w:pPr>
     </w:lvl>
   </w:abstractNum>
-  <w:abstractNum w:abstractNumId="12" w15:restartNumberingAfterBreak="0">
+  <w:abstractNum w:abstractNumId="13" w15:restartNumberingAfterBreak="0">
     <w:nsid w:val="78E717A0"/>
     <w:multiLevelType w:val="hybridMultilevel"/>
     <w:tmpl w:val="8BC8FEBA"/>
@@ -8458,50 +9010,53 @@
       </w:pPr>
     </w:lvl>
   </w:abstractNum>
-  <w:num w:numId="1">
+  <w:num w:numId="1" w16cid:durableId="2133093402">
     <w:abstractNumId w:val="4"/>
   </w:num>
-  <w:num w:numId="2">
+  <w:num w:numId="2" w16cid:durableId="1785880566">
     <w:abstractNumId w:val="1"/>
   </w:num>
-  <w:num w:numId="3">
+  <w:num w:numId="3" w16cid:durableId="1714648577">
+    <w:abstractNumId w:val="13"/>
+  </w:num>
+  <w:num w:numId="4" w16cid:durableId="694423902">
+    <w:abstractNumId w:val="9"/>
+  </w:num>
+  <w:num w:numId="5" w16cid:durableId="651178037">
+    <w:abstractNumId w:val="8"/>
+  </w:num>
+  <w:num w:numId="6" w16cid:durableId="1592086539">
+    <w:abstractNumId w:val="7"/>
+  </w:num>
+  <w:num w:numId="7" w16cid:durableId="1686901423">
+    <w:abstractNumId w:val="6"/>
+  </w:num>
+  <w:num w:numId="8" w16cid:durableId="849879373">
+    <w:abstractNumId w:val="3"/>
+  </w:num>
+  <w:num w:numId="9" w16cid:durableId="1652900255">
     <w:abstractNumId w:val="12"/>
   </w:num>
-  <w:num w:numId="4">
-    <w:abstractNumId w:val="8"/>
-  </w:num>
-  <w:num w:numId="5">
-    <w:abstractNumId w:val="7"/>
-  </w:num>
-  <w:num w:numId="6">
-    <w:abstractNumId w:val="6"/>
-  </w:num>
-  <w:num w:numId="7">
-    <w:abstractNumId w:val="5"/>
-  </w:num>
-  <w:num w:numId="8">
-    <w:abstractNumId w:val="3"/>
-  </w:num>
-  <w:num w:numId="9">
+  <w:num w:numId="10" w16cid:durableId="1957983958">
     <w:abstractNumId w:val="11"/>
   </w:num>
-  <w:num w:numId="10">
+  <w:num w:numId="11" w16cid:durableId="793065379">
     <w:abstractNumId w:val="10"/>
   </w:num>
-  <w:num w:numId="11">
-    <w:abstractNumId w:val="9"/>
-  </w:num>
-  <w:num w:numId="12">
+  <w:num w:numId="12" w16cid:durableId="1587686494">
     <w:abstractNumId w:val="0"/>
   </w:num>
-  <w:num w:numId="13">
+  <w:num w:numId="13" w16cid:durableId="463156866">
     <w:abstractNumId w:val="2"/>
+  </w:num>
+  <w:num w:numId="14" w16cid:durableId="119038421">
+    <w:abstractNumId w:val="5"/>
   </w:num>
 </w:numbering>
 </file>
 
 <file path=word/styles.xml><?xml version="1.0" encoding="utf-8"?>
-<w:styles xmlns:mc="http://schemas.openxmlformats.org/markup-compatibility/2006" xmlns:r="http://schemas.openxmlformats.org/officeDocument/2006/relationships" xmlns:w="http://schemas.openxmlformats.org/wordprocessingml/2006/main" xmlns:w14="http://schemas.microsoft.com/office/word/2010/wordml" xmlns:w15="http://schemas.microsoft.com/office/word/2012/wordml" xmlns:w16se="http://schemas.microsoft.com/office/word/2015/wordml/symex" mc:Ignorable="w14 w15 w16se">
+<w:styles xmlns:mc="http://schemas.openxmlformats.org/markup-compatibility/2006" xmlns:r="http://schemas.openxmlformats.org/officeDocument/2006/relationships" xmlns:w="http://schemas.openxmlformats.org/wordprocessingml/2006/main" xmlns:w14="http://schemas.microsoft.com/office/word/2010/wordml" xmlns:w15="http://schemas.microsoft.com/office/word/2012/wordml" xmlns:w16cex="http://schemas.microsoft.com/office/word/2018/wordml/cex" xmlns:w16cid="http://schemas.microsoft.com/office/word/2016/wordml/cid" xmlns:w16="http://schemas.microsoft.com/office/word/2018/wordml" xmlns:w16du="http://schemas.microsoft.com/office/word/2023/wordml/word16du" xmlns:w16sdtdh="http://schemas.microsoft.com/office/word/2020/wordml/sdtdatahash" xmlns:w16sdtfl="http://schemas.microsoft.com/office/word/2024/wordml/sdtformatlock" xmlns:w16se="http://schemas.microsoft.com/office/word/2015/wordml/symex" mc:Ignorable="w14 w15 w16se w16cid w16 w16cex w16sdtdh w16sdtfl w16du">
   <w:docDefaults>
     <w:rPrDefault>
       <w:rPr>
@@ -8517,7 +9072,7 @@
       </w:pPr>
     </w:pPrDefault>
   </w:docDefaults>
-  <w:latentStyles w:defLockedState="0" w:defUIPriority="99" w:defSemiHidden="0" w:defUnhideWhenUsed="0" w:defQFormat="0" w:count="371">
+  <w:latentStyles w:defLockedState="0" w:defUIPriority="99" w:defSemiHidden="0" w:defUnhideWhenUsed="0" w:defQFormat="0" w:count="376">
     <w:lsdException w:name="Normal" w:uiPriority="0" w:qFormat="1"/>
     <w:lsdException w:name="heading 1" w:uiPriority="9" w:qFormat="1"/>
     <w:lsdException w:name="heading 2" w:semiHidden="1" w:uiPriority="9" w:unhideWhenUsed="1" w:qFormat="1"/>
@@ -8889,6 +9444,11 @@
     <w:lsdException w:name="List Table 5 Dark Accent 6" w:uiPriority="50"/>
     <w:lsdException w:name="List Table 6 Colorful Accent 6" w:uiPriority="51"/>
     <w:lsdException w:name="List Table 7 Colorful Accent 6" w:uiPriority="52"/>
+    <w:lsdException w:name="Mention" w:semiHidden="1" w:unhideWhenUsed="1"/>
+    <w:lsdException w:name="Smart Hyperlink" w:semiHidden="1" w:unhideWhenUsed="1"/>
+    <w:lsdException w:name="Hashtag" w:semiHidden="1" w:unhideWhenUsed="1"/>
+    <w:lsdException w:name="Unresolved Mention" w:semiHidden="1" w:unhideWhenUsed="1"/>
+    <w:lsdException w:name="Smart Link" w:semiHidden="1" w:unhideWhenUsed="1"/>
   </w:latentStyles>
   <w:style w:type="paragraph" w:default="1" w:styleId="a">
     <w:name w:val="Normal"/>
